--- a/deliverables/研究报告_20261023/智能软件决策多元不确定性主动感知方法_研究报告_20261023.docx
+++ b/deliverables/研究报告_20261023/智能软件决策多元不确定性主动感知方法_研究报告_20261023.docx
@@ -2,7 +2,7 @@
 <file path=word/document.xml><?xml version="1.0" encoding="utf-8"?>
 <w:document xmlns:w="http://schemas.openxmlformats.org/wordprocessingml/2006/main" xmlns:m="http://schemas.openxmlformats.org/officeDocument/2006/math" xmlns:r="http://schemas.openxmlformats.org/officeDocument/2006/relationships" xmlns:o="urn:schemas-microsoft-com:office:office" xmlns:v="urn:schemas-microsoft-com:vml" xmlns:w10="urn:schemas-microsoft-com:office:word" xmlns:a="http://schemas.openxmlformats.org/drawingml/2006/main" xmlns:pic="http://schemas.openxmlformats.org/drawingml/2006/picture" xmlns:wp="http://schemas.openxmlformats.org/drawingml/2006/wordprocessingDrawing">
   <w:body>
-    <w:bookmarkStart w:id="80" w:name="智能软件决策多元不确定性主动感知方法研究报告"/>
+    <w:bookmarkStart w:id="72" w:name="智能软件决策多元不确定性主动感知方法研究报告"/>
     <w:p>
       <w:pPr>
         <w:pStyle w:val="Title"/>
@@ -869,34 +869,37 @@
         <w:rPr>
           <w:rFonts w:hint="eastAsia"/>
         </w:rPr>
-        <w:t xml:space="preserve">配套《决策不确定性及其来源的分析-分类-量化方法研究报告》给出指标与规则的定义和计算，本报告说明这些信号如何进入研究方法、形成行动并获得实验支持。PlanCoder</w:t>
-      </w:r>
-      <w:r>
-        <w:t xml:space="preserve"> </w:t>
-      </w:r>
-      <w:r>
-        <w:rPr>
-          <w:rFonts w:hint="eastAsia"/>
-        </w:rPr>
-        <w:t xml:space="preserve">的方法与结果依据计划质量研究论文[1]，指标与规则名称与项目展示目录一致[4]。BeyondUncertainty</w:t>
-      </w:r>
-      <w:r>
-        <w:t xml:space="preserve"> </w:t>
-      </w:r>
-      <w:r>
-        <w:rPr>
-          <w:rFonts w:hint="eastAsia"/>
-        </w:rPr>
-        <w:t xml:space="preserve">的推理—检索传播方法依据文献[2]，PULSE</w:t>
-      </w:r>
-      <w:r>
-        <w:t xml:space="preserve"> </w:t>
-      </w:r>
-      <w:r>
-        <w:rPr>
-          <w:rFonts w:hint="eastAsia"/>
-        </w:rPr>
-        <w:t xml:space="preserve">的实验结果依据研究归档[3]。</w:t>
+        <w:t xml:space="preserve">本报告说明不确定性信号如何进入研究方法、形成行动并获得实验支持。第三章说明</w:t>
+      </w:r>
+      <w:r>
+        <w:t xml:space="preserve"> PULSE </w:t>
+      </w:r>
+      <w:r>
+        <w:rPr>
+          <w:rFonts w:hint="eastAsia"/>
+        </w:rPr>
+        <w:t xml:space="preserve">的观测指标、澄清规则与本项目实验结果；第四章依据计划质量研究论文[1]说明</w:t>
+      </w:r>
+      <w:r>
+        <w:t xml:space="preserve"> PlanCoder </w:t>
+      </w:r>
+      <w:r>
+        <w:rPr>
+          <w:rFonts w:hint="eastAsia"/>
+        </w:rPr>
+        <w:t xml:space="preserve">的评分、修复方法和实验结果；第五章依据文献[2]说明</w:t>
+      </w:r>
+      <w:r>
+        <w:t xml:space="preserve"> BeyondUncertainty </w:t>
+      </w:r>
+      <w:r>
+        <w:rPr>
+          <w:rFonts w:hint="eastAsia"/>
+        </w:rPr>
+        <w:t xml:space="preserve">的推理—检索传播方法。核心算法与条目编号的对应关系见附录</w:t>
+      </w:r>
+      <w:r>
+        <w:t xml:space="preserve"> A。</w:t>
       </w:r>
     </w:p>
     <w:bookmarkEnd w:id="11"/>
@@ -989,7 +992,7 @@
         <w:rPr>
           <w:rFonts w:hint="eastAsia"/>
         </w:rPr>
-        <w:t xml:space="preserve">面向代码生成中的欠规格描述构造澄清问答[6]，ClarifyGPT</w:t>
+        <w:t xml:space="preserve">面向代码生成中的欠规格描述构造澄清问答[3]，ClarifyGPT</w:t>
       </w:r>
       <w:r>
         <w:t xml:space="preserve"> </w:t>
@@ -998,7 +1001,7 @@
         <w:rPr>
           <w:rFonts w:hint="eastAsia"/>
         </w:rPr>
-        <w:t xml:space="preserve">研究需求澄清对代码生成的作用[7]，TiCoder</w:t>
+        <w:t xml:space="preserve">研究需求澄清对代码生成的作用[4]，TiCoder</w:t>
       </w:r>
       <w:r>
         <w:t xml:space="preserve"> </w:t>
@@ -1007,7 +1010,7 @@
         <w:rPr>
           <w:rFonts w:hint="eastAsia"/>
         </w:rPr>
-        <w:t xml:space="preserve">利用交互式测试反馈帮助用户表达意图[8]；主动任务消歧把提问作为降低候选解释不确定性的选择问题[9]。相关软件工程工作进一步讨论缺失信息的任务相关性、用户可回答性以及提问和执行角色的区分[10–12]。各方法的任务规模、信息来源和预算构成其效果比较的前提。</w:t>
+        <w:t xml:space="preserve">利用交互式测试反馈帮助用户表达意图[5]；主动任务消歧把提问作为降低候选解释不确定性的选择问题[6]。相关软件工程工作进一步讨论缺失信息的任务相关性、用户可回答性以及提问和执行角色的区分[7–9]。各方法的任务规模、信息来源和预算构成其效果比较的前提。</w:t>
       </w:r>
     </w:p>
     <w:p>
@@ -1939,9 +1942,10 @@
     <w:p>
       <w:pPr>
         <w:pStyle w:val="SourceCode"/>
+        <w:spacing w:before="120" w:after="120" w:line="280" w:lineRule="auto"/>
+        <w:ind w:firstLineChars="0" w:left="220" w:right="220"/>
+        <w:jc w:val="left"/>
         <w:wordWrap w:val="on"/>
-        <w:spacing w:before="120" w:after="120" w:line="280" w:lineRule="auto"/>
-        <w:ind w:left="220" w:right="220" w:firstLineChars="0"/>
         <w:shd w:val="clear" w:fill="F7F7F7"/>
         <w:pBdr>
           <w:top w:val="single" w:sz="4" w:space="5" w:color="D9D9D9"/>
@@ -1949,7 +1953,6 @@
           <w:bottom w:val="single" w:sz="4" w:space="5" w:color="D9D9D9"/>
           <w:right w:val="single" w:sz="4" w:space="5" w:color="D9D9D9"/>
         </w:pBdr>
-        <w:jc w:val="left"/>
       </w:pPr>
       <w:r>
         <w:rPr>
@@ -2685,9 +2688,10 @@
     <w:p>
       <w:pPr>
         <w:pStyle w:val="SourceCode"/>
+        <w:spacing w:before="120" w:after="120" w:line="280" w:lineRule="auto"/>
+        <w:ind w:firstLineChars="0" w:left="220" w:right="220"/>
+        <w:jc w:val="left"/>
         <w:wordWrap w:val="on"/>
-        <w:spacing w:before="120" w:after="120" w:line="280" w:lineRule="auto"/>
-        <w:ind w:left="220" w:right="220" w:firstLineChars="0"/>
         <w:shd w:val="clear" w:fill="F7F7F7"/>
         <w:pBdr>
           <w:top w:val="single" w:sz="4" w:space="5" w:color="D9D9D9"/>
@@ -2695,7 +2699,6 @@
           <w:bottom w:val="single" w:sz="4" w:space="5" w:color="D9D9D9"/>
           <w:right w:val="single" w:sz="4" w:space="5" w:color="D9D9D9"/>
         </w:pBdr>
-        <w:jc w:val="left"/>
       </w:pPr>
       <w:r>
         <w:rPr>
@@ -3692,7 +3695,7 @@
         <w:rPr>
           <w:rFonts w:hint="eastAsia"/>
         </w:rPr>
-        <w:t xml:space="preserve">份候选代码[3]。</w:t>
+        <w:t xml:space="preserve">份候选代码。</w:t>
       </w:r>
     </w:p>
     <w:tbl>
@@ -4165,7 +4168,7 @@
         <w:rPr>
           <w:rFonts w:hint="eastAsia"/>
         </w:rPr>
-        <w:t xml:space="preserve">需求条件诊断，数值沿用归档摘要。语义歧义可靠性较明确需求下降</w:t>
+        <w:t xml:space="preserve">需求条件诊断，数值为本项目受控实验统计结果。语义歧义可靠性较明确需求下降</w:t>
       </w:r>
       <w:r>
         <w:t xml:space="preserve"> 6.09 </w:t>
@@ -4239,7 +4242,7 @@
         <w:rPr>
           <w:rFonts w:hint="eastAsia"/>
         </w:rPr>
-        <w:t xml:space="preserve">份候选。归档比较中可靠性由</w:t>
+        <w:t xml:space="preserve">份候选。实验比较中可靠性由</w:t>
       </w:r>
       <w:r>
         <w:t xml:space="preserve"> 63.55% </w:t>
@@ -4284,7 +4287,7 @@
         <w:rPr>
           <w:rFonts w:hint="eastAsia"/>
         </w:rPr>
-        <w:t xml:space="preserve">例退化[3]。案例是分层选择且回答端掌握限定资料，主要用于发现机制和负收益，不能把该比例直接外推为全部需求上的平均效果。</w:t>
+        <w:t xml:space="preserve">例退化。案例是分层选择且回答端掌握限定资料，主要用于发现机制和负收益，不能把该比例直接外推为全部需求上的平均效果。</w:t>
       </w:r>
     </w:p>
     <w:bookmarkEnd w:id="23"/>
@@ -4361,7 +4364,7 @@
         <w:rPr>
           <w:rFonts w:hint="eastAsia"/>
         </w:rPr>
-        <w:t xml:space="preserve">排序。结果如下[3]。</w:t>
+        <w:t xml:space="preserve">排序。结果如下。</w:t>
       </w:r>
     </w:p>
     <w:tbl>
@@ -8422,9 +8425,10 @@
     <w:p>
       <w:pPr>
         <w:pStyle w:val="SourceCode"/>
+        <w:spacing w:before="120" w:after="120" w:line="280" w:lineRule="auto"/>
+        <w:ind w:firstLineChars="0" w:left="220" w:right="220"/>
+        <w:jc w:val="left"/>
         <w:wordWrap w:val="on"/>
-        <w:spacing w:before="120" w:after="120" w:line="280" w:lineRule="auto"/>
-        <w:ind w:left="220" w:right="220" w:firstLineChars="0"/>
         <w:shd w:val="clear" w:fill="F7F7F7"/>
         <w:pBdr>
           <w:top w:val="single" w:sz="4" w:space="5" w:color="D9D9D9"/>
@@ -8432,7 +8436,6 @@
           <w:bottom w:val="single" w:sz="4" w:space="5" w:color="D9D9D9"/>
           <w:right w:val="single" w:sz="4" w:space="5" w:color="D9D9D9"/>
         </w:pBdr>
-        <w:jc w:val="left"/>
       </w:pPr>
       <w:r>
         <w:rPr>
@@ -14036,7 +14039,7 @@
         <w:rPr>
           <w:rFonts w:hint="eastAsia"/>
         </w:rPr>
-        <w:t xml:space="preserve">本地证据摘要[5]整理了两模型、四数据集的历史结果，每组方法与模型覆盖</w:t>
+        <w:t xml:space="preserve">本项目已整理两模型、四数据集的历史结果，每组方法与模型覆盖</w:t>
       </w:r>
       <w:r>
         <w:t xml:space="preserve"> 929 </w:t>
@@ -14045,7 +14048,7 @@
         <w:rPr>
           <w:rFonts w:hint="eastAsia"/>
         </w:rPr>
-        <w:t xml:space="preserve">个任务。摘要同时记录重复任务去重及部分结果文件的多次运行选取来源。论文</w:t>
+        <w:t xml:space="preserve">个任务。整理时按任务去重，并记录部分结果在多次运行中的选取来源。论文</w:t>
       </w:r>
       <w:r>
         <w:t xml:space="preserve"> RQ1/RQ2 </w:t>
@@ -14054,7 +14057,7 @@
         <w:rPr>
           <w:rFonts w:hint="eastAsia"/>
         </w:rPr>
-        <w:t xml:space="preserve">的原始五次采样、逐条评分、人评数据，以及消融和检索比较的配对原始记录尚未在该摘要中完整提供。相关统计按论文报告值引用；独立复算所需的原始数据与配置见第七章。</w:t>
+        <w:t xml:space="preserve">的原始五次采样、逐条评分、人评数据，以及消融和检索比较的配对原始记录尚未齐全。相关统计按论文报告值引用；独立复算所需的原始数据与配置见第七章。</w:t>
       </w:r>
     </w:p>
     <w:p>
@@ -15640,9 +15643,10 @@
     <w:p>
       <w:pPr>
         <w:pStyle w:val="SourceCode"/>
+        <w:spacing w:before="120" w:after="120" w:line="280" w:lineRule="auto"/>
+        <w:ind w:firstLineChars="0" w:left="220" w:right="220"/>
+        <w:jc w:val="left"/>
         <w:wordWrap w:val="on"/>
-        <w:spacing w:before="120" w:after="120" w:line="280" w:lineRule="auto"/>
-        <w:ind w:left="220" w:right="220" w:firstLineChars="0"/>
         <w:shd w:val="clear" w:fill="F7F7F7"/>
         <w:pBdr>
           <w:top w:val="single" w:sz="4" w:space="5" w:color="D9D9D9"/>
@@ -15650,7 +15654,6 @@
           <w:bottom w:val="single" w:sz="4" w:space="5" w:color="D9D9D9"/>
           <w:right w:val="single" w:sz="4" w:space="5" w:color="D9D9D9"/>
         </w:pBdr>
-        <w:jc w:val="left"/>
       </w:pPr>
       <w:r>
         <w:rPr>
@@ -22493,7 +22496,7 @@
     </w:p>
     <w:bookmarkEnd w:id="61"/>
     <w:bookmarkEnd w:id="62"/>
-    <w:bookmarkStart w:id="68" w:name="方法验证证据索引与可复现性"/>
+    <w:bookmarkStart w:id="68" w:name="方法验证与可复现性"/>
     <w:p>
       <w:pPr>
         <w:pStyle w:val="Heading1"/>
@@ -22510,7 +22513,7 @@
           <w:rFonts w:hint="eastAsia" w:ascii="黑体" w:hAnsi="黑体" w:cs="黑体" w:eastAsia="黑体"/>
           <w:color w:val="000000"/>
         </w:rPr>
-        <w:t xml:space="preserve">方法验证、证据索引与可复现性</w:t>
+        <w:t xml:space="preserve">方法验证与可复现性</w:t>
       </w:r>
     </w:p>
     <w:bookmarkStart w:id="63" w:name="分层验证的核心问题"/>
@@ -23075,7 +23078,7 @@
       </w:r>
     </w:p>
     <w:bookmarkEnd w:id="63"/>
-    <w:bookmarkStart w:id="64" w:name="当前结论与材料来源"/>
+    <w:bookmarkStart w:id="64" w:name="实验结果与引用口径"/>
     <w:p>
       <w:pPr>
         <w:pStyle w:val="Heading2"/>
@@ -23092,7 +23095,7 @@
           <w:rFonts w:hint="eastAsia" w:ascii="黑体" w:hAnsi="黑体" w:cs="黑体" w:eastAsia="黑体"/>
           <w:color w:val="000000"/>
         </w:rPr>
-        <w:t xml:space="preserve">当前结论与材料来源</w:t>
+        <w:t xml:space="preserve">实验结果与引用口径</w:t>
       </w:r>
     </w:p>
     <w:tbl>
@@ -23117,9 +23120,9 @@
         </w:tblCellMar>
       </w:tblPr>
       <w:tblGrid>
-        <w:gridCol w:w="3468"/>
-        <w:gridCol w:w="3573"/>
-        <w:gridCol w:w="2319"/>
+        <w:gridCol w:w="3627"/>
+        <w:gridCol w:w="3161"/>
+        <w:gridCol w:w="2572"/>
       </w:tblGrid>
       <w:tr>
         <w:trPr>
@@ -23127,7 +23130,7 @@
         </w:trPr>
         <w:tc>
           <w:tcPr>
-            <w:tcW w:w="3468" w:type="dxa"/>
+            <w:tcW w:w="3627" w:type="dxa"/>
             <w:vAlign w:val="center"/>
             <w:shd w:val="clear" w:fill="EDEDED"/>
           </w:tcPr>
@@ -23151,7 +23154,7 @@
         </w:tc>
         <w:tc>
           <w:tcPr>
-            <w:tcW w:w="3573" w:type="dxa"/>
+            <w:tcW w:w="3161" w:type="dxa"/>
             <w:vAlign w:val="center"/>
             <w:shd w:val="clear" w:fill="EDEDED"/>
           </w:tcPr>
@@ -23169,13 +23172,13 @@
                 <w:szCs w:val="21"/>
                 <w:b w:val="1"/>
               </w:rPr>
-              <w:t xml:space="preserve">主要依据</w:t>
-            </w:r>
-          </w:p>
-        </w:tc>
-        <w:tc>
-          <w:tcPr>
-            <w:tcW w:w="2319" w:type="dxa"/>
+              <w:t xml:space="preserve">对应章节或论文</w:t>
+            </w:r>
+          </w:p>
+        </w:tc>
+        <w:tc>
+          <w:tcPr>
+            <w:tcW w:w="2572" w:type="dxa"/>
             <w:vAlign w:val="center"/>
             <w:shd w:val="clear" w:fill="EDEDED"/>
           </w:tcPr>
@@ -23201,7 +23204,7 @@
       <w:tr>
         <w:tc>
           <w:tcPr>
-            <w:tcW w:w="3468" w:type="dxa"/>
+            <w:tcW w:w="3627" w:type="dxa"/>
             <w:vAlign w:val="center"/>
           </w:tcPr>
           <w:p>
@@ -23247,24 +23250,23 @@
         </w:tc>
         <w:tc>
           <w:tcPr>
-            <w:tcW w:w="3573" w:type="dxa"/>
-            <w:vAlign w:val="center"/>
-          </w:tcPr>
-          <w:p>
-            <w:pPr>
-              <w:pStyle w:val="Compact"/>
-              <w:spacing w:before="0" w:after="0" w:line="360" w:lineRule="auto"/>
-              <w:ind w:firstLineChars="0"/>
-              <w:jc w:val="left"/>
-            </w:pPr>
-            <w:r>
-              <w:rPr>
-                <w:rFonts w:ascii="Times New Roman" w:hAnsi="Times New Roman" w:cs="Times New Roman" w:eastAsia="宋体"/>
-                <w:rStyle w:val="VerbatimChar"/>
-                <w:sz w:val="21"/>
-                <w:szCs w:val="21"/>
-              </w:rPr>
-              <w:t xml:space="preserve">pulse-evidence.json</w:t>
+            <w:tcW w:w="3161" w:type="dxa"/>
+            <w:vAlign w:val="center"/>
+          </w:tcPr>
+          <w:p>
+            <w:pPr>
+              <w:pStyle w:val="Compact"/>
+              <w:spacing w:before="0" w:after="0" w:line="360" w:lineRule="auto"/>
+              <w:ind w:firstLineChars="0"/>
+              <w:jc w:val="left"/>
+            </w:pPr>
+            <w:r>
+              <w:rPr>
+                <w:rFonts w:hint="eastAsia" w:ascii="Times New Roman" w:hAnsi="Times New Roman" w:cs="Times New Roman" w:eastAsia="宋体"/>
+                <w:sz w:val="21"/>
+                <w:szCs w:val="21"/>
+              </w:rPr>
+              <w:t xml:space="preserve">第</w:t>
             </w:r>
             <w:r>
               <w:rPr>
@@ -23280,29 +23282,45 @@
                 <w:sz w:val="21"/>
                 <w:szCs w:val="21"/>
               </w:rPr>
-              <w:t xml:space="preserve">及其原始文件索引</w:t>
-            </w:r>
-          </w:p>
-        </w:tc>
-        <w:tc>
-          <w:tcPr>
-            <w:tcW w:w="2319" w:type="dxa"/>
-            <w:vAlign w:val="center"/>
-          </w:tcPr>
-          <w:p>
-            <w:pPr>
-              <w:pStyle w:val="Compact"/>
-              <w:spacing w:before="0" w:after="0" w:line="360" w:lineRule="auto"/>
-              <w:ind w:firstLineChars="0"/>
-              <w:jc w:val="left"/>
-            </w:pPr>
-            <w:r>
-              <w:rPr>
-                <w:rFonts w:hint="eastAsia" w:ascii="Times New Roman" w:hAnsi="Times New Roman" w:cs="Times New Roman" w:eastAsia="宋体"/>
-                <w:sz w:val="21"/>
-                <w:szCs w:val="21"/>
-              </w:rPr>
-              <w:t xml:space="preserve">归档摘要值</w:t>
+              <w:t xml:space="preserve">3.5～3.6</w:t>
+            </w:r>
+            <w:r>
+              <w:rPr>
+                <w:rFonts w:ascii="Times New Roman" w:hAnsi="Times New Roman" w:cs="Times New Roman" w:eastAsia="宋体"/>
+                <w:sz w:val="21"/>
+                <w:szCs w:val="21"/>
+              </w:rPr>
+              <w:t xml:space="preserve"> </w:t>
+            </w:r>
+            <w:r>
+              <w:rPr>
+                <w:rFonts w:hint="eastAsia" w:ascii="Times New Roman" w:hAnsi="Times New Roman" w:cs="Times New Roman" w:eastAsia="宋体"/>
+                <w:sz w:val="21"/>
+                <w:szCs w:val="21"/>
+              </w:rPr>
+              <w:t xml:space="preserve">节</w:t>
+            </w:r>
+          </w:p>
+        </w:tc>
+        <w:tc>
+          <w:tcPr>
+            <w:tcW w:w="2572" w:type="dxa"/>
+            <w:vAlign w:val="center"/>
+          </w:tcPr>
+          <w:p>
+            <w:pPr>
+              <w:pStyle w:val="Compact"/>
+              <w:spacing w:before="0" w:after="0" w:line="360" w:lineRule="auto"/>
+              <w:ind w:firstLineChars="0"/>
+              <w:jc w:val="left"/>
+            </w:pPr>
+            <w:r>
+              <w:rPr>
+                <w:rFonts w:hint="eastAsia" w:ascii="Times New Roman" w:hAnsi="Times New Roman" w:cs="Times New Roman" w:eastAsia="宋体"/>
+                <w:sz w:val="21"/>
+                <w:szCs w:val="21"/>
+              </w:rPr>
+              <w:t xml:space="preserve">本项目实验统计值</w:t>
             </w:r>
           </w:p>
         </w:tc>
@@ -23310,7 +23328,7 @@
       <w:tr>
         <w:tc>
           <w:tcPr>
-            <w:tcW w:w="3468" w:type="dxa"/>
+            <w:tcW w:w="3627" w:type="dxa"/>
             <w:vAlign w:val="center"/>
           </w:tcPr>
           <w:p>
@@ -23340,31 +23358,23 @@
         </w:tc>
         <w:tc>
           <w:tcPr>
-            <w:tcW w:w="3573" w:type="dxa"/>
-            <w:vAlign w:val="center"/>
-          </w:tcPr>
-          <w:p>
-            <w:pPr>
-              <w:pStyle w:val="Compact"/>
-              <w:spacing w:before="0" w:after="0" w:line="360" w:lineRule="auto"/>
-              <w:ind w:firstLineChars="0"/>
-              <w:jc w:val="left"/>
-            </w:pPr>
-            <w:r>
-              <w:rPr>
-                <w:rFonts w:ascii="Times New Roman" w:hAnsi="Times New Roman" w:cs="Times New Roman" w:eastAsia="宋体"/>
-                <w:sz w:val="21"/>
-                <w:szCs w:val="21"/>
-              </w:rPr>
-              <w:t xml:space="preserve">PULSE </w:t>
-            </w:r>
-            <w:r>
-              <w:rPr>
-                <w:rFonts w:hint="eastAsia" w:ascii="Times New Roman" w:hAnsi="Times New Roman" w:cs="Times New Roman" w:eastAsia="宋体"/>
-                <w:sz w:val="21"/>
-                <w:szCs w:val="21"/>
-              </w:rPr>
-              <w:t xml:space="preserve">研究记录归档（2026-10-23，Git</w:t>
+            <w:tcW w:w="3161" w:type="dxa"/>
+            <w:vAlign w:val="center"/>
+          </w:tcPr>
+          <w:p>
+            <w:pPr>
+              <w:pStyle w:val="Compact"/>
+              <w:spacing w:before="0" w:after="0" w:line="360" w:lineRule="auto"/>
+              <w:ind w:firstLineChars="0"/>
+              <w:jc w:val="left"/>
+            </w:pPr>
+            <w:r>
+              <w:rPr>
+                <w:rFonts w:hint="eastAsia" w:ascii="Times New Roman" w:hAnsi="Times New Roman" w:cs="Times New Roman" w:eastAsia="宋体"/>
+                <w:sz w:val="21"/>
+                <w:szCs w:val="21"/>
+              </w:rPr>
+              <w:t xml:space="preserve">第</w:t>
             </w:r>
             <w:r>
               <w:rPr>
@@ -23376,42 +23386,49 @@
             </w:r>
             <w:r>
               <w:rPr>
-                <w:rFonts w:ascii="Times New Roman" w:hAnsi="Times New Roman" w:cs="Times New Roman" w:eastAsia="宋体"/>
-                <w:rStyle w:val="VerbatimChar"/>
-                <w:sz w:val="21"/>
-                <w:szCs w:val="21"/>
-              </w:rPr>
-              <w:t xml:space="preserve">bacfa12</w:t>
-            </w:r>
-            <w:r>
-              <w:rPr>
-                <w:rFonts w:hint="eastAsia" w:ascii="Times New Roman" w:hAnsi="Times New Roman" w:cs="Times New Roman" w:eastAsia="宋体"/>
-                <w:sz w:val="21"/>
-                <w:szCs w:val="21"/>
-              </w:rPr>
-              <w:t xml:space="preserve">）</w:t>
-            </w:r>
-          </w:p>
-        </w:tc>
-        <w:tc>
-          <w:tcPr>
-            <w:tcW w:w="2319" w:type="dxa"/>
-            <w:vAlign w:val="center"/>
-          </w:tcPr>
-          <w:p>
-            <w:pPr>
-              <w:pStyle w:val="Compact"/>
-              <w:spacing w:before="0" w:after="0" w:line="360" w:lineRule="auto"/>
-              <w:ind w:firstLineChars="0"/>
-              <w:jc w:val="left"/>
-            </w:pPr>
-            <w:r>
-              <w:rPr>
-                <w:rFonts w:hint="eastAsia" w:ascii="Times New Roman" w:hAnsi="Times New Roman" w:cs="Times New Roman" w:eastAsia="宋体"/>
-                <w:sz w:val="21"/>
-                <w:szCs w:val="21"/>
-              </w:rPr>
-              <w:t xml:space="preserve">研究记录报告值</w:t>
+                <w:rFonts w:hint="eastAsia" w:ascii="Times New Roman" w:hAnsi="Times New Roman" w:cs="Times New Roman" w:eastAsia="宋体"/>
+                <w:sz w:val="21"/>
+                <w:szCs w:val="21"/>
+              </w:rPr>
+              <w:t xml:space="preserve">3.6～3.7</w:t>
+            </w:r>
+            <w:r>
+              <w:rPr>
+                <w:rFonts w:ascii="Times New Roman" w:hAnsi="Times New Roman" w:cs="Times New Roman" w:eastAsia="宋体"/>
+                <w:sz w:val="21"/>
+                <w:szCs w:val="21"/>
+              </w:rPr>
+              <w:t xml:space="preserve"> </w:t>
+            </w:r>
+            <w:r>
+              <w:rPr>
+                <w:rFonts w:hint="eastAsia" w:ascii="Times New Roman" w:hAnsi="Times New Roman" w:cs="Times New Roman" w:eastAsia="宋体"/>
+                <w:sz w:val="21"/>
+                <w:szCs w:val="21"/>
+              </w:rPr>
+              <w:t xml:space="preserve">节</w:t>
+            </w:r>
+          </w:p>
+        </w:tc>
+        <w:tc>
+          <w:tcPr>
+            <w:tcW w:w="2572" w:type="dxa"/>
+            <w:vAlign w:val="center"/>
+          </w:tcPr>
+          <w:p>
+            <w:pPr>
+              <w:pStyle w:val="Compact"/>
+              <w:spacing w:before="0" w:after="0" w:line="360" w:lineRule="auto"/>
+              <w:ind w:firstLineChars="0"/>
+              <w:jc w:val="left"/>
+            </w:pPr>
+            <w:r>
+              <w:rPr>
+                <w:rFonts w:hint="eastAsia" w:ascii="Times New Roman" w:hAnsi="Times New Roman" w:cs="Times New Roman" w:eastAsia="宋体"/>
+                <w:sz w:val="21"/>
+                <w:szCs w:val="21"/>
+              </w:rPr>
+              <w:t xml:space="preserve">本项目实验统计与案例分析</w:t>
             </w:r>
           </w:p>
         </w:tc>
@@ -23419,7 +23436,7 @@
       <w:tr>
         <w:tc>
           <w:tcPr>
-            <w:tcW w:w="3468" w:type="dxa"/>
+            <w:tcW w:w="3627" w:type="dxa"/>
             <w:vAlign w:val="center"/>
           </w:tcPr>
           <w:p>
@@ -23449,23 +23466,23 @@
         </w:tc>
         <w:tc>
           <w:tcPr>
-            <w:tcW w:w="3573" w:type="dxa"/>
-            <w:vAlign w:val="center"/>
-          </w:tcPr>
-          <w:p>
-            <w:pPr>
-              <w:pStyle w:val="Compact"/>
-              <w:spacing w:before="0" w:after="0" w:line="360" w:lineRule="auto"/>
-              <w:ind w:firstLineChars="0"/>
-              <w:jc w:val="left"/>
-            </w:pPr>
-            <w:r>
-              <w:rPr>
-                <w:rFonts w:hint="eastAsia" w:ascii="Times New Roman" w:hAnsi="Times New Roman" w:cs="Times New Roman" w:eastAsia="宋体"/>
-                <w:sz w:val="21"/>
-                <w:szCs w:val="21"/>
-              </w:rPr>
-              <w:t xml:space="preserve">论文表</w:t>
+            <w:tcW w:w="3161" w:type="dxa"/>
+            <w:vAlign w:val="center"/>
+          </w:tcPr>
+          <w:p>
+            <w:pPr>
+              <w:pStyle w:val="Compact"/>
+              <w:spacing w:before="0" w:after="0" w:line="360" w:lineRule="auto"/>
+              <w:ind w:firstLineChars="0"/>
+              <w:jc w:val="left"/>
+            </w:pPr>
+            <w:r>
+              <w:rPr>
+                <w:rFonts w:hint="eastAsia" w:ascii="Times New Roman" w:hAnsi="Times New Roman" w:cs="Times New Roman" w:eastAsia="宋体"/>
+                <w:sz w:val="21"/>
+                <w:szCs w:val="21"/>
+              </w:rPr>
+              <w:t xml:space="preserve">文献[1]表</w:t>
             </w:r>
             <w:r>
               <w:rPr>
@@ -23481,13 +23498,45 @@
                 <w:sz w:val="21"/>
                 <w:szCs w:val="21"/>
               </w:rPr>
-              <w:t xml:space="preserve">1～3</w:t>
-            </w:r>
-          </w:p>
-        </w:tc>
-        <w:tc>
-          <w:tcPr>
-            <w:tcW w:w="2319" w:type="dxa"/>
+              <w:t xml:space="preserve">1～3；第</w:t>
+            </w:r>
+            <w:r>
+              <w:rPr>
+                <w:rFonts w:ascii="Times New Roman" w:hAnsi="Times New Roman" w:cs="Times New Roman" w:eastAsia="宋体"/>
+                <w:sz w:val="21"/>
+                <w:szCs w:val="21"/>
+              </w:rPr>
+              <w:t xml:space="preserve"> </w:t>
+            </w:r>
+            <w:r>
+              <w:rPr>
+                <w:rFonts w:hint="eastAsia" w:ascii="Times New Roman" w:hAnsi="Times New Roman" w:cs="Times New Roman" w:eastAsia="宋体"/>
+                <w:sz w:val="21"/>
+                <w:szCs w:val="21"/>
+              </w:rPr>
+              <w:t xml:space="preserve">4.2～4.5</w:t>
+            </w:r>
+            <w:r>
+              <w:rPr>
+                <w:rFonts w:ascii="Times New Roman" w:hAnsi="Times New Roman" w:cs="Times New Roman" w:eastAsia="宋体"/>
+                <w:sz w:val="21"/>
+                <w:szCs w:val="21"/>
+              </w:rPr>
+              <w:t xml:space="preserve"> </w:t>
+            </w:r>
+            <w:r>
+              <w:rPr>
+                <w:rFonts w:hint="eastAsia" w:ascii="Times New Roman" w:hAnsi="Times New Roman" w:cs="Times New Roman" w:eastAsia="宋体"/>
+                <w:sz w:val="21"/>
+                <w:szCs w:val="21"/>
+              </w:rPr>
+              <w:t xml:space="preserve">节</w:t>
+            </w:r>
+          </w:p>
+        </w:tc>
+        <w:tc>
+          <w:tcPr>
+            <w:tcW w:w="2572" w:type="dxa"/>
             <w:vAlign w:val="center"/>
           </w:tcPr>
           <w:p>
@@ -23511,7 +23560,7 @@
       <w:tr>
         <w:tc>
           <w:tcPr>
-            <w:tcW w:w="3468" w:type="dxa"/>
+            <w:tcW w:w="3627" w:type="dxa"/>
             <w:vAlign w:val="center"/>
           </w:tcPr>
           <w:p>
@@ -23541,23 +23590,23 @@
         </w:tc>
         <w:tc>
           <w:tcPr>
-            <w:tcW w:w="3573" w:type="dxa"/>
-            <w:vAlign w:val="center"/>
-          </w:tcPr>
-          <w:p>
-            <w:pPr>
-              <w:pStyle w:val="Compact"/>
-              <w:spacing w:before="0" w:after="0" w:line="360" w:lineRule="auto"/>
-              <w:ind w:firstLineChars="0"/>
-              <w:jc w:val="left"/>
-            </w:pPr>
-            <w:r>
-              <w:rPr>
-                <w:rFonts w:hint="eastAsia" w:ascii="Times New Roman" w:hAnsi="Times New Roman" w:cs="Times New Roman" w:eastAsia="宋体"/>
-                <w:sz w:val="21"/>
-                <w:szCs w:val="21"/>
-              </w:rPr>
-              <w:t xml:space="preserve">论文表</w:t>
+            <w:tcW w:w="3161" w:type="dxa"/>
+            <w:vAlign w:val="center"/>
+          </w:tcPr>
+          <w:p>
+            <w:pPr>
+              <w:pStyle w:val="Compact"/>
+              <w:spacing w:before="0" w:after="0" w:line="360" w:lineRule="auto"/>
+              <w:ind w:firstLineChars="0"/>
+              <w:jc w:val="left"/>
+            </w:pPr>
+            <w:r>
+              <w:rPr>
+                <w:rFonts w:hint="eastAsia" w:ascii="Times New Roman" w:hAnsi="Times New Roman" w:cs="Times New Roman" w:eastAsia="宋体"/>
+                <w:sz w:val="21"/>
+                <w:szCs w:val="21"/>
+              </w:rPr>
+              <w:t xml:space="preserve">文献[1]表</w:t>
             </w:r>
             <w:r>
               <w:rPr>
@@ -23573,38 +23622,61 @@
                 <w:sz w:val="21"/>
                 <w:szCs w:val="21"/>
               </w:rPr>
-              <w:t xml:space="preserve">4～5；</w:t>
-            </w:r>
-            <w:r>
-              <w:rPr>
-                <w:rFonts w:ascii="Times New Roman" w:hAnsi="Times New Roman" w:cs="Times New Roman" w:eastAsia="宋体"/>
-                <w:rStyle w:val="VerbatimChar"/>
-                <w:sz w:val="21"/>
-                <w:szCs w:val="21"/>
-              </w:rPr>
-              <w:t xml:space="preserve">plancoder-evidence.json</w:t>
-            </w:r>
-          </w:p>
-        </w:tc>
-        <w:tc>
-          <w:tcPr>
-            <w:tcW w:w="2319" w:type="dxa"/>
-            <w:vAlign w:val="center"/>
-          </w:tcPr>
-          <w:p>
-            <w:pPr>
-              <w:pStyle w:val="Compact"/>
-              <w:spacing w:before="0" w:after="0" w:line="360" w:lineRule="auto"/>
-              <w:ind w:firstLineChars="0"/>
-              <w:jc w:val="left"/>
-            </w:pPr>
-            <w:r>
-              <w:rPr>
-                <w:rFonts w:hint="eastAsia" w:ascii="Times New Roman" w:hAnsi="Times New Roman" w:cs="Times New Roman" w:eastAsia="宋体"/>
-                <w:sz w:val="21"/>
-                <w:szCs w:val="21"/>
-              </w:rPr>
-              <w:t xml:space="preserve">论文与本地归档分别可追溯</w:t>
+              <w:t xml:space="preserve">4～5；第</w:t>
+            </w:r>
+            <w:r>
+              <w:rPr>
+                <w:rFonts w:ascii="Times New Roman" w:hAnsi="Times New Roman" w:cs="Times New Roman" w:eastAsia="宋体"/>
+                <w:sz w:val="21"/>
+                <w:szCs w:val="21"/>
+              </w:rPr>
+              <w:t xml:space="preserve"> 4.12 </w:t>
+            </w:r>
+            <w:r>
+              <w:rPr>
+                <w:rFonts w:hint="eastAsia" w:ascii="Times New Roman" w:hAnsi="Times New Roman" w:cs="Times New Roman" w:eastAsia="宋体"/>
+                <w:sz w:val="21"/>
+                <w:szCs w:val="21"/>
+              </w:rPr>
+              <w:t xml:space="preserve">节</w:t>
+            </w:r>
+          </w:p>
+        </w:tc>
+        <w:tc>
+          <w:tcPr>
+            <w:tcW w:w="2572" w:type="dxa"/>
+            <w:vAlign w:val="center"/>
+          </w:tcPr>
+          <w:p>
+            <w:pPr>
+              <w:pStyle w:val="Compact"/>
+              <w:spacing w:before="0" w:after="0" w:line="360" w:lineRule="auto"/>
+              <w:ind w:firstLineChars="0"/>
+              <w:jc w:val="left"/>
+            </w:pPr>
+            <w:r>
+              <w:rPr>
+                <w:rFonts w:hint="eastAsia" w:ascii="Times New Roman" w:hAnsi="Times New Roman" w:cs="Times New Roman" w:eastAsia="宋体"/>
+                <w:sz w:val="21"/>
+                <w:szCs w:val="21"/>
+              </w:rPr>
+              <w:t xml:space="preserve">论文报告值；历史结果整理说明见第</w:t>
+            </w:r>
+            <w:r>
+              <w:rPr>
+                <w:rFonts w:ascii="Times New Roman" w:hAnsi="Times New Roman" w:cs="Times New Roman" w:eastAsia="宋体"/>
+                <w:sz w:val="21"/>
+                <w:szCs w:val="21"/>
+              </w:rPr>
+              <w:t xml:space="preserve"> 4.15 </w:t>
+            </w:r>
+            <w:r>
+              <w:rPr>
+                <w:rFonts w:hint="eastAsia" w:ascii="Times New Roman" w:hAnsi="Times New Roman" w:cs="Times New Roman" w:eastAsia="宋体"/>
+                <w:sz w:val="21"/>
+                <w:szCs w:val="21"/>
+              </w:rPr>
+              <w:t xml:space="preserve">节</w:t>
             </w:r>
           </w:p>
         </w:tc>
@@ -23612,7 +23684,7 @@
       <w:tr>
         <w:tc>
           <w:tcPr>
-            <w:tcW w:w="3468" w:type="dxa"/>
+            <w:tcW w:w="3627" w:type="dxa"/>
             <w:vAlign w:val="center"/>
           </w:tcPr>
           <w:p>
@@ -23642,23 +23714,23 @@
         </w:tc>
         <w:tc>
           <w:tcPr>
-            <w:tcW w:w="3573" w:type="dxa"/>
-            <w:vAlign w:val="center"/>
-          </w:tcPr>
-          <w:p>
-            <w:pPr>
-              <w:pStyle w:val="Compact"/>
-              <w:spacing w:before="0" w:after="0" w:line="360" w:lineRule="auto"/>
-              <w:ind w:firstLineChars="0"/>
-              <w:jc w:val="left"/>
-            </w:pPr>
-            <w:r>
-              <w:rPr>
-                <w:rFonts w:hint="eastAsia" w:ascii="Times New Roman" w:hAnsi="Times New Roman" w:cs="Times New Roman" w:eastAsia="宋体"/>
-                <w:sz w:val="21"/>
-                <w:szCs w:val="21"/>
-              </w:rPr>
-              <w:t xml:space="preserve">论文表</w:t>
+            <w:tcW w:w="3161" w:type="dxa"/>
+            <w:vAlign w:val="center"/>
+          </w:tcPr>
+          <w:p>
+            <w:pPr>
+              <w:pStyle w:val="Compact"/>
+              <w:spacing w:before="0" w:after="0" w:line="360" w:lineRule="auto"/>
+              <w:ind w:firstLineChars="0"/>
+              <w:jc w:val="left"/>
+            </w:pPr>
+            <w:r>
+              <w:rPr>
+                <w:rFonts w:hint="eastAsia" w:ascii="Times New Roman" w:hAnsi="Times New Roman" w:cs="Times New Roman" w:eastAsia="宋体"/>
+                <w:sz w:val="21"/>
+                <w:szCs w:val="21"/>
+              </w:rPr>
+              <w:t xml:space="preserve">文献[1]表</w:t>
             </w:r>
             <w:r>
               <w:rPr>
@@ -23674,13 +23746,45 @@
                 <w:sz w:val="21"/>
                 <w:szCs w:val="21"/>
               </w:rPr>
-              <w:t xml:space="preserve">6～7</w:t>
-            </w:r>
-          </w:p>
-        </w:tc>
-        <w:tc>
-          <w:tcPr>
-            <w:tcW w:w="2319" w:type="dxa"/>
+              <w:t xml:space="preserve">6～7；第</w:t>
+            </w:r>
+            <w:r>
+              <w:rPr>
+                <w:rFonts w:ascii="Times New Roman" w:hAnsi="Times New Roman" w:cs="Times New Roman" w:eastAsia="宋体"/>
+                <w:sz w:val="21"/>
+                <w:szCs w:val="21"/>
+              </w:rPr>
+              <w:t xml:space="preserve"> </w:t>
+            </w:r>
+            <w:r>
+              <w:rPr>
+                <w:rFonts w:hint="eastAsia" w:ascii="Times New Roman" w:hAnsi="Times New Roman" w:cs="Times New Roman" w:eastAsia="宋体"/>
+                <w:sz w:val="21"/>
+                <w:szCs w:val="21"/>
+              </w:rPr>
+              <w:t xml:space="preserve">4.13～4.14</w:t>
+            </w:r>
+            <w:r>
+              <w:rPr>
+                <w:rFonts w:ascii="Times New Roman" w:hAnsi="Times New Roman" w:cs="Times New Roman" w:eastAsia="宋体"/>
+                <w:sz w:val="21"/>
+                <w:szCs w:val="21"/>
+              </w:rPr>
+              <w:t xml:space="preserve"> </w:t>
+            </w:r>
+            <w:r>
+              <w:rPr>
+                <w:rFonts w:hint="eastAsia" w:ascii="Times New Roman" w:hAnsi="Times New Roman" w:cs="Times New Roman" w:eastAsia="宋体"/>
+                <w:sz w:val="21"/>
+                <w:szCs w:val="21"/>
+              </w:rPr>
+              <w:t xml:space="preserve">节</w:t>
+            </w:r>
+          </w:p>
+        </w:tc>
+        <w:tc>
+          <w:tcPr>
+            <w:tcW w:w="2572" w:type="dxa"/>
             <w:vAlign w:val="center"/>
           </w:tcPr>
           <w:p>
@@ -23704,7 +23808,7 @@
       <w:tr>
         <w:tc>
           <w:tcPr>
-            <w:tcW w:w="3468" w:type="dxa"/>
+            <w:tcW w:w="3627" w:type="dxa"/>
             <w:vAlign w:val="center"/>
           </w:tcPr>
           <w:p>
@@ -23734,7 +23838,7 @@
         </w:tc>
         <w:tc>
           <w:tcPr>
-            <w:tcW w:w="3573" w:type="dxa"/>
+            <w:tcW w:w="3161" w:type="dxa"/>
             <w:vAlign w:val="center"/>
           </w:tcPr>
           <w:p>
@@ -23804,7 +23908,7 @@
         </w:tc>
         <w:tc>
           <w:tcPr>
-            <w:tcW w:w="2319" w:type="dxa"/>
+            <w:tcW w:w="2572" w:type="dxa"/>
             <w:vAlign w:val="center"/>
           </w:tcPr>
           <w:p>
@@ -23828,84 +23932,75 @@
       <w:tr>
         <w:tc>
           <w:tcPr>
-            <w:tcW w:w="3468" w:type="dxa"/>
-            <w:vAlign w:val="center"/>
-          </w:tcPr>
-          <w:p>
-            <w:pPr>
-              <w:pStyle w:val="Compact"/>
-              <w:spacing w:before="0" w:after="0" w:line="360" w:lineRule="auto"/>
-              <w:ind w:firstLineChars="0"/>
-              <w:jc w:val="left"/>
-            </w:pPr>
-            <w:r>
-              <w:rPr>
-                <w:rFonts w:hint="eastAsia" w:ascii="Times New Roman" w:hAnsi="Times New Roman" w:cs="Times New Roman" w:eastAsia="宋体"/>
-                <w:sz w:val="21"/>
-                <w:szCs w:val="21"/>
-              </w:rPr>
-              <w:t xml:space="preserve">页面指标与规则、接口</w:t>
-            </w:r>
-          </w:p>
-        </w:tc>
-        <w:tc>
-          <w:tcPr>
-            <w:tcW w:w="3573" w:type="dxa"/>
-            <w:vAlign w:val="center"/>
-          </w:tcPr>
-          <w:p>
-            <w:pPr>
-              <w:pStyle w:val="Compact"/>
-              <w:spacing w:before="0" w:after="0" w:line="360" w:lineRule="auto"/>
-              <w:ind w:firstLineChars="0"/>
-              <w:jc w:val="left"/>
-            </w:pPr>
-            <w:r>
-              <w:rPr>
-                <w:rFonts w:ascii="Times New Roman" w:hAnsi="Times New Roman" w:cs="Times New Roman" w:eastAsia="宋体"/>
-                <w:rStyle w:val="VerbatimChar"/>
-                <w:sz w:val="21"/>
-                <w:szCs w:val="21"/>
-              </w:rPr>
-              <w:t xml:space="preserve">catalog.json</w:t>
-            </w:r>
-            <w:r>
-              <w:rPr>
-                <w:rFonts w:hint="eastAsia" w:ascii="Times New Roman" w:hAnsi="Times New Roman" w:cs="Times New Roman" w:eastAsia="宋体"/>
-                <w:sz w:val="21"/>
-                <w:szCs w:val="21"/>
-              </w:rPr>
-              <w:t xml:space="preserve">、函数模块及</w:t>
-            </w:r>
-            <w:r>
-              <w:rPr>
-                <w:rFonts w:ascii="Times New Roman" w:hAnsi="Times New Roman" w:cs="Times New Roman" w:eastAsia="宋体"/>
-                <w:sz w:val="21"/>
-                <w:szCs w:val="21"/>
-              </w:rPr>
-              <w:t xml:space="preserve"> OpenAPI</w:t>
-            </w:r>
-          </w:p>
-        </w:tc>
-        <w:tc>
-          <w:tcPr>
-            <w:tcW w:w="2319" w:type="dxa"/>
-            <w:vAlign w:val="center"/>
-          </w:tcPr>
-          <w:p>
-            <w:pPr>
-              <w:pStyle w:val="Compact"/>
-              <w:spacing w:before="0" w:after="0" w:line="360" w:lineRule="auto"/>
-              <w:ind w:firstLineChars="0"/>
-              <w:jc w:val="left"/>
-            </w:pPr>
-            <w:r>
-              <w:rPr>
-                <w:rFonts w:hint="eastAsia" w:ascii="Times New Roman" w:hAnsi="Times New Roman" w:cs="Times New Roman" w:eastAsia="宋体"/>
-                <w:sz w:val="21"/>
-                <w:szCs w:val="21"/>
-              </w:rPr>
-              <w:t xml:space="preserve">当前展示与实现说明</w:t>
+            <w:tcW w:w="3627" w:type="dxa"/>
+            <w:vAlign w:val="center"/>
+          </w:tcPr>
+          <w:p>
+            <w:pPr>
+              <w:pStyle w:val="Compact"/>
+              <w:spacing w:before="0" w:after="0" w:line="360" w:lineRule="auto"/>
+              <w:ind w:firstLineChars="0"/>
+              <w:jc w:val="left"/>
+            </w:pPr>
+            <w:r>
+              <w:rPr>
+                <w:rFonts w:hint="eastAsia" w:ascii="Times New Roman" w:hAnsi="Times New Roman" w:cs="Times New Roman" w:eastAsia="宋体"/>
+                <w:sz w:val="21"/>
+                <w:szCs w:val="21"/>
+              </w:rPr>
+              <w:t xml:space="preserve">指标、规则与算法步骤的对应</w:t>
+            </w:r>
+          </w:p>
+        </w:tc>
+        <w:tc>
+          <w:tcPr>
+            <w:tcW w:w="3161" w:type="dxa"/>
+            <w:vAlign w:val="center"/>
+          </w:tcPr>
+          <w:p>
+            <w:pPr>
+              <w:pStyle w:val="Compact"/>
+              <w:spacing w:before="0" w:after="0" w:line="360" w:lineRule="auto"/>
+              <w:ind w:firstLineChars="0"/>
+              <w:jc w:val="left"/>
+            </w:pPr>
+            <w:r>
+              <w:rPr>
+                <w:rFonts w:hint="eastAsia" w:ascii="Times New Roman" w:hAnsi="Times New Roman" w:cs="Times New Roman" w:eastAsia="宋体"/>
+                <w:sz w:val="21"/>
+                <w:szCs w:val="21"/>
+              </w:rPr>
+              <w:t xml:space="preserve">第三、四章及附录</w:t>
+            </w:r>
+            <w:r>
+              <w:rPr>
+                <w:rFonts w:ascii="Times New Roman" w:hAnsi="Times New Roman" w:cs="Times New Roman" w:eastAsia="宋体"/>
+                <w:sz w:val="21"/>
+                <w:szCs w:val="21"/>
+              </w:rPr>
+              <w:t xml:space="preserve"> A</w:t>
+            </w:r>
+          </w:p>
+        </w:tc>
+        <w:tc>
+          <w:tcPr>
+            <w:tcW w:w="2572" w:type="dxa"/>
+            <w:vAlign w:val="center"/>
+          </w:tcPr>
+          <w:p>
+            <w:pPr>
+              <w:pStyle w:val="Compact"/>
+              <w:spacing w:before="0" w:after="0" w:line="360" w:lineRule="auto"/>
+              <w:ind w:firstLineChars="0"/>
+              <w:jc w:val="left"/>
+            </w:pPr>
+            <w:r>
+              <w:rPr>
+                <w:rFonts w:hint="eastAsia" w:ascii="Times New Roman" w:hAnsi="Times New Roman" w:cs="Times New Roman" w:eastAsia="宋体"/>
+                <w:sz w:val="21"/>
+                <w:szCs w:val="21"/>
+              </w:rPr>
+              <w:t xml:space="preserve">方法定义与实现说明</w:t>
             </w:r>
           </w:p>
         </w:tc>
@@ -23928,7 +24023,7 @@
         <w:rPr>
           <w:rFonts w:hint="eastAsia"/>
         </w:rPr>
-        <w:t xml:space="preserve">研究结论与证据来源。实验数值依据相应论文和归档记录，合成算例与伪代码用于阐释计算过程和算法流程。</w:t>
+        <w:t xml:space="preserve">实验结果与引用口径。各章节分别说明本项目实验统计与论文报告值，合成算例与伪代码用于阐释计算过程和算法流程。</w:t>
       </w:r>
     </w:p>
     <w:bookmarkEnd w:id="64"/>
@@ -24148,7 +24243,7 @@
         <w:rPr>
           <w:rFonts w:hint="eastAsia"/>
         </w:rPr>
-        <w:t xml:space="preserve">的逐例评分与人评、消融及检索对比原始记录补齐后，可复算对应表格。本地历史摘要记录了重复任务去重和部分结果的选取来源，独立复现实验应明确一次运行的生成与选择规则。</w:t>
+        <w:t xml:space="preserve">的逐例评分与人评、消融及检索对比原始记录补齐后，可复算对应表格。历史结果整理采用任务去重，并记录部分结果在多次运行中的选取来源；独立复现实验应明确一次运行的生成与选择规则。</w:t>
       </w:r>
     </w:p>
     <w:p>
@@ -25159,7 +25254,7 @@
       </w:r>
     </w:p>
     <w:bookmarkEnd w:id="69"/>
-    <w:bookmarkStart w:id="78" w:name="参考文献与资料依据"/>
+    <w:bookmarkStart w:id="70" w:name="参考文献"/>
     <w:p>
       <w:pPr>
         <w:pStyle w:val="Heading1"/>
@@ -25169,7 +25264,7 @@
           <w:rFonts w:hint="eastAsia" w:ascii="黑体" w:hAnsi="黑体" w:cs="黑体" w:eastAsia="黑体"/>
           <w:color w:val="000000"/>
         </w:rPr>
-        <w:t xml:space="preserve">参考文献与资料依据</w:t>
+        <w:t xml:space="preserve">参考文献</w:t>
       </w:r>
     </w:p>
     <w:p>
@@ -25403,69 +25498,7 @@
         <w:pStyle w:val="BodyText"/>
       </w:pPr>
       <w:r>
-        <w:t xml:space="preserve">[3] PULSE </w:t>
-      </w:r>
-      <w:r>
-        <w:rPr>
-          <w:rFonts w:hint="eastAsia"/>
-        </w:rPr>
-        <w:t xml:space="preserve">研究归档：</w:t>
-      </w:r>
-      <w:hyperlink r:id="rId70">
-        <w:r>
-          <w:rPr>
-            <w:rStyle w:val="Hyperlink"/>
-          </w:rPr>
-          <w:t xml:space="preserve">pulse-evidence.json</w:t>
-        </w:r>
-      </w:hyperlink>
-      <w:r>
-        <w:rPr>
-          <w:rFonts w:hint="eastAsia"/>
-        </w:rPr>
-        <w:t xml:space="preserve">；研究记录归档（2026-10-23，Git</w:t>
-      </w:r>
-      <w:r>
-        <w:t xml:space="preserve"> </w:t>
-      </w:r>
-      <w:r>
-        <w:rPr>
-          <w:rFonts w:hint="eastAsia"/>
-        </w:rPr>
-        <w:t xml:space="preserve">提交</w:t>
-      </w:r>
-      <w:r>
-        <w:t xml:space="preserve"> </w:t>
-      </w:r>
-      <w:r>
-        <w:rPr>
-          <w:rStyle w:val="VerbatimChar"/>
-        </w:rPr>
-        <w:t xml:space="preserve">bacfa12</w:t>
-      </w:r>
-      <w:r>
-        <w:rPr>
-          <w:rFonts w:hint="eastAsia"/>
-        </w:rPr>
-        <w:t xml:space="preserve">）。摘要文件记录</w:t>
-      </w:r>
-      <w:r>
-        <w:t xml:space="preserve"> 161 </w:t>
-      </w:r>
-      <w:r>
-        <w:rPr>
-          <w:rFonts w:hint="eastAsia"/>
-        </w:rPr>
-        <w:t xml:space="preserve">题诊断、31</w:t>
-      </w:r>
-      <w:r>
-        <w:t xml:space="preserve"> </w:t>
-      </w:r>
-      <w:r>
-        <w:rPr>
-          <w:rFonts w:hint="eastAsia"/>
-        </w:rPr>
-        <w:t xml:space="preserve">案例探索、早期固定预算实验与原文件哈希；研究记录保存固定来源轮、需求域敏感性及文本审核结果。</w:t>
+        <w:t xml:space="preserve">[3] Li H-S, Mesgar M, Martins A, Gurevych I. Python Code Generation by Asking Clarification Questions. ACL, 2023.</w:t>
       </w:r>
     </w:p>
     <w:p>
@@ -25473,86 +25506,7 @@
         <w:pStyle w:val="BodyText"/>
       </w:pPr>
       <w:r>
-        <w:t xml:space="preserve">[4] </w:t>
-      </w:r>
-      <w:r>
-        <w:rPr>
-          <w:rFonts w:hint="eastAsia"/>
-        </w:rPr>
-        <w:t xml:space="preserve">项目指标与规则目录：</w:t>
-      </w:r>
-      <w:hyperlink r:id="rId71">
-        <w:r>
-          <w:rPr>
-            <w:rStyle w:val="Hyperlink"/>
-          </w:rPr>
-          <w:t xml:space="preserve">catalog.json</w:t>
-        </w:r>
-      </w:hyperlink>
-      <w:r>
-        <w:t xml:space="preserve">、</w:t>
-      </w:r>
-      <w:hyperlink r:id="rId72">
-        <w:r>
-          <w:rPr>
-            <w:rStyle w:val="Hyperlink"/>
-            <w:rFonts w:hint="eastAsia"/>
-          </w:rPr>
-          <w:t xml:space="preserve">首页</w:t>
-        </w:r>
-      </w:hyperlink>
-      <w:r>
-        <w:t xml:space="preserve">、</w:t>
-      </w:r>
-      <w:hyperlink r:id="rId73">
-        <w:r>
-          <w:rPr>
-            <w:rStyle w:val="Hyperlink"/>
-          </w:rPr>
-          <w:t xml:space="preserve">PULSE </w:t>
-        </w:r>
-        <w:r>
-          <w:rPr>
-            <w:rStyle w:val="Hyperlink"/>
-            <w:rFonts w:hint="eastAsia"/>
-          </w:rPr>
-          <w:t xml:space="preserve">成果页</w:t>
-        </w:r>
-      </w:hyperlink>
-      <w:r>
-        <w:t xml:space="preserve">、</w:t>
-      </w:r>
-      <w:hyperlink r:id="rId74">
-        <w:r>
-          <w:rPr>
-            <w:rStyle w:val="Hyperlink"/>
-          </w:rPr>
-          <w:t xml:space="preserve">PlanCoder </w:t>
-        </w:r>
-        <w:r>
-          <w:rPr>
-            <w:rStyle w:val="Hyperlink"/>
-            <w:rFonts w:hint="eastAsia"/>
-          </w:rPr>
-          <w:t xml:space="preserve">成果页</w:t>
-        </w:r>
-      </w:hyperlink>
-      <w:r>
-        <w:t xml:space="preserve">、</w:t>
-      </w:r>
-      <w:hyperlink r:id="rId75">
-        <w:r>
-          <w:rPr>
-            <w:rStyle w:val="Hyperlink"/>
-          </w:rPr>
-          <w:t xml:space="preserve">OpenAPI</w:t>
-        </w:r>
-      </w:hyperlink>
-      <w:r>
-        <w:rPr>
-          <w:rFonts w:hint="eastAsia"/>
-        </w:rPr>
-        <w:t xml:space="preserve">。条目详解见同目录的《决策不确定性及其来源的分析-分类-量化方法研究报告》。</w:t>
+        <w:t xml:space="preserve">[4] Mu F, Shi L, Wang S, et al. ClarifyGPT: A Framework for Enhancing LLM-Based Code Generation via Requirements Clarification. Proceedings of the ACM on Software Engineering, 2024. DOI: 10.1145/3660810</w:t>
       </w:r>
     </w:p>
     <w:p>
@@ -25560,53 +25514,7 @@
         <w:pStyle w:val="BodyText"/>
       </w:pPr>
       <w:r>
-        <w:t xml:space="preserve">[5] PlanCoder </w:t>
-      </w:r>
-      <w:r>
-        <w:rPr>
-          <w:rFonts w:hint="eastAsia"/>
-        </w:rPr>
-        <w:t xml:space="preserve">历史结果摘要：</w:t>
-      </w:r>
-      <w:hyperlink r:id="rId76">
-        <w:r>
-          <w:rPr>
-            <w:rStyle w:val="Hyperlink"/>
-          </w:rPr>
-          <w:t xml:space="preserve">plancoder-evidence.json</w:t>
-        </w:r>
-      </w:hyperlink>
-      <w:r>
-        <w:rPr>
-          <w:rFonts w:hint="eastAsia"/>
-        </w:rPr>
-        <w:t xml:space="preserve">。项目原型运行、模型评分和函数入口见</w:t>
-      </w:r>
-      <w:r>
-        <w:t xml:space="preserve"> </w:t>
-      </w:r>
-      <w:hyperlink r:id="rId77">
-        <w:r>
-          <w:rPr>
-            <w:rStyle w:val="Hyperlink"/>
-          </w:rPr>
-          <w:t xml:space="preserve">README</w:t>
-        </w:r>
-      </w:hyperlink>
-      <w:r>
-        <w:rPr>
-          <w:rFonts w:hint="eastAsia"/>
-        </w:rPr>
-        <w:t xml:space="preserve">；PlanCoder</w:t>
-      </w:r>
-      <w:r>
-        <w:t xml:space="preserve"> </w:t>
-      </w:r>
-      <w:r>
-        <w:rPr>
-          <w:rFonts w:hint="eastAsia"/>
-        </w:rPr>
-        <w:t xml:space="preserve">主程序用于核对三阶段实现，方法定义与实验结果依据文献[1]。</w:t>
+        <w:t xml:space="preserve">[5] Fakhoury S, Naik A, Sakkas G, et al. LLM-Based Test-Driven Interactive Code Generation: User Study and Empirical Evaluation. IEEE Transactions on Software Engineering, 2024. DOI: 10.1109/TSE.2024.3428972</w:t>
       </w:r>
     </w:p>
     <w:p>
@@ -25614,7 +25522,7 @@
         <w:pStyle w:val="BodyText"/>
       </w:pPr>
       <w:r>
-        <w:t xml:space="preserve">[6] Li H-S, Mesgar M, Martins A, Gurevych I. Python Code Generation by Asking Clarification Questions. ACL, 2023. https://aclanthology.org/2023.acl-long.799/</w:t>
+        <w:t xml:space="preserve">[6] Kobalczyk K, Astorga N, Liu T, van der Schaar M. Active Task Disambiguation with LLMs. ICLR, 2025.</w:t>
       </w:r>
     </w:p>
     <w:p>
@@ -25622,7 +25530,7 @@
         <w:pStyle w:val="BodyText"/>
       </w:pPr>
       <w:r>
-        <w:t xml:space="preserve">[7] Mu F, Shi L, Wang S, et al. ClarifyGPT: A Framework for Enhancing LLM-Based Code Generation via Requirements Clarification. Proceedings of the ACM on Software Engineering, 2024. https://doi.org/10.1145/3660810</w:t>
+        <w:t xml:space="preserve">[7] Vijayvargiya S, Zhou X, Yerukola A, et al. Ambig-SWE: Interactive Agents to Overcome Underspecificity in Software Engineering. arXiv:2502.13069.</w:t>
       </w:r>
     </w:p>
     <w:p>
@@ -25630,7 +25538,7 @@
         <w:pStyle w:val="BodyText"/>
       </w:pPr>
       <w:r>
-        <w:t xml:space="preserve">[8] Fakhoury S, Naik A, Sakkas G, et al. LLM-Based Test-Driven Interactive Code Generation: User Study and Empirical Evaluation. IEEE Transactions on Software Engineering, 2024. https://doi.org/10.1109/TSE.2024.3428972</w:t>
+        <w:t xml:space="preserve">[8] Edwards N, Schuster S. Ask or Assume? Uncertainty-Aware Clarification-Seeking in Coding Agents. arXiv:2603.26233, 2026.</w:t>
       </w:r>
     </w:p>
     <w:p>
@@ -25638,35 +25546,11 @@
         <w:pStyle w:val="BodyText"/>
       </w:pPr>
       <w:r>
-        <w:t xml:space="preserve">[9] Kobalczyk K, Astorga N, Liu T, van der Schaar M. Active Task Disambiguation with LLMs. ICLR, 2025. https://proceedings.iclr.cc/paper_files/paper/2025/hash/5e07476b6bd2497e1fbd11b8f0b2de3c-Abstract-Conference.html</w:t>
+        <w:t xml:space="preserve">[9] Vijayvargiya S, Viswanathan V, Neubig G. Asking What Matters: Reward-Driven Clarification for Software Engineering Tasks. arXiv:2604.14624, 2026.</w:t>
       </w:r>
     </w:p>
-    <w:p>
-      <w:pPr>
-        <w:pStyle w:val="BodyText"/>
-      </w:pPr>
-      <w:r>
-        <w:t xml:space="preserve">[10] Vijayvargiya S, Zhou X, Yerukola A, et al. Ambig-SWE: Interactive Agents to Overcome Underspecificity in Software Engineering. arXiv:2502.13069. https://arxiv.org/abs/2502.13069</w:t>
-      </w:r>
-    </w:p>
-    <w:p>
-      <w:pPr>
-        <w:pStyle w:val="BodyText"/>
-      </w:pPr>
-      <w:r>
-        <w:t xml:space="preserve">[11] Edwards N, Schuster S. Ask or Assume? Uncertainty-Aware Clarification-Seeking in Coding Agents. arXiv:2603.26233, 2026. https://arxiv.org/abs/2603.26233</w:t>
-      </w:r>
-    </w:p>
-    <w:p>
-      <w:pPr>
-        <w:pStyle w:val="BodyText"/>
-      </w:pPr>
-      <w:r>
-        <w:t xml:space="preserve">[12] Vijayvargiya S, Viswanathan V, Neubig G. Asking What Matters: Reward-Driven Clarification for Software Engineering Tasks. arXiv:2604.14624, 2026. https://arxiv.org/abs/2604.14624</w:t>
-      </w:r>
-    </w:p>
-    <w:bookmarkEnd w:id="78"/>
-    <w:bookmarkStart w:id="79" w:name="附录-a-核心算法与条目对应"/>
+    <w:bookmarkEnd w:id="70"/>
+    <w:bookmarkStart w:id="71" w:name="附录-a-核心算法与条目对应"/>
     <w:p>
       <w:pPr>
         <w:pStyle w:val="Heading1"/>
@@ -26353,10 +26237,10 @@
         </w:tc>
       </w:tr>
     </w:tbl>
-    <w:bookmarkEnd w:id="79"/>
-    <w:bookmarkEnd w:id="80"/>
+    <w:bookmarkEnd w:id="71"/>
+    <w:bookmarkEnd w:id="72"/>
     <w:sectPr>
-      <w:footerReference w:type="default" r:id="rId78"/>
+      <w:footerReference w:type="default" r:id="rId9"/>
       <w:footnotePr>
         <w:numRestart w:val="eachSect"/>
       </w:footnotePr>
@@ -26783,7 +26667,7 @@
   <w:docDefaults>
     <w:rPrDefault>
       <w:rPr>
-        <w:rFonts w:asciiTheme="minorHAnsi" w:cstheme="minorBidi" w:eastAsiaTheme="minorEastAsia" w:hAnsiTheme="minorHAnsi" w:ascii="Times New Roman" w:hAnsi="Times New Roman" w:cs="Times New Roman" w:eastAsia="仿宋_GB2312"/>
+        <w:rFonts w:ascii="Times New Roman" w:hAnsi="Times New Roman" w:cs="Times New Roman" w:eastAsia="仿宋_GB2312"/>
         <w:sz w:val="28"/>
         <w:szCs w:val="28"/>
         <w:lang w:bidi="ar-SA" w:eastAsia="zh-CN" w:val="en-US"/>
@@ -26873,10 +26757,10 @@
     </w:pPr>
     <w:rPr>
       <w:rFonts w:ascii="黑体" w:hAnsi="黑体" w:cs="黑体" w:eastAsia="黑体"/>
-      <w:sz w:val="40"/>
-      <w:szCs w:val="40"/>
+      <w:sz w:val="36"/>
+      <w:szCs w:val="36"/>
+      <w:color w:val="000000"/>
       <w:b w:val="1"/>
-      <w:color w:val="000000"/>
     </w:rPr>
   </w:style>
   <w:style w:customStyle="1" w:styleId="TitleChar" w:type="character">
@@ -26886,10 +26770,9 @@
     <w:uiPriority w:val="10"/>
     <w:rsid w:val="00A10FD9"/>
     <w:rPr>
-      <w:rFonts w:ascii="黑体" w:hAnsi="黑体" w:cs="黑体" w:eastAsia="黑体"/>
+      <w:rFonts w:asciiTheme="majorHAnsi" w:cstheme="majorBidi" w:eastAsiaTheme="majorEastAsia" w:hAnsiTheme="majorHAnsi"/>
       <w:sz w:val="56"/>
       <w:szCs w:val="56"/>
-      <w:color w:val="000000"/>
     </w:rPr>
   </w:style>
   <w:style w:styleId="Subtitle" w:type="paragraph">
@@ -27057,14 +26940,17 @@
     <w:pPr>
       <w:keepNext/>
       <w:keepLines/>
-      <w:spacing w:after="80" w:before="160"/>
+      <w:spacing w:after="80" w:before="180" w:line="360" w:lineRule="auto"/>
       <w:outlineLvl w:val="2"/>
+      <w:ind w:firstLineChars="0"/>
+      <w:jc w:val="left"/>
     </w:pPr>
     <w:rPr>
       <w:rFonts w:ascii="黑体" w:hAnsi="黑体" w:cs="黑体" w:eastAsia="黑体"/>
       <w:color w:val="000000"/>
       <w:sz w:val="28"/>
       <w:szCs w:val="28"/>
+      <w:b w:val="1"/>
     </w:rPr>
   </w:style>
   <w:style w:styleId="Heading4" w:type="paragraph">
@@ -27206,8 +27092,8 @@
     <w:uiPriority w:val="9"/>
     <w:rsid w:val="00A10FD9"/>
     <w:rPr>
-      <w:rFonts w:ascii="黑体" w:hAnsi="黑体" w:cs="黑体" w:eastAsia="黑体"/>
-      <w:color w:val="000000"/>
+      <w:rFonts w:asciiTheme="majorHAnsi" w:cstheme="majorBidi" w:eastAsiaTheme="majorEastAsia" w:hAnsiTheme="majorHAnsi"/>
+      <w:color w:themeColor="accent1" w:themeShade="BF" w:val="0F4761"/>
       <w:sz w:val="40"/>
       <w:szCs w:val="40"/>
     </w:rPr>
@@ -27220,8 +27106,8 @@
     <w:semiHidden/>
     <w:rsid w:val="00A10FD9"/>
     <w:rPr>
-      <w:rFonts w:ascii="黑体" w:hAnsi="黑体" w:cs="黑体" w:eastAsia="黑体"/>
-      <w:color w:val="000000"/>
+      <w:rFonts w:asciiTheme="majorHAnsi" w:cstheme="majorBidi" w:eastAsiaTheme="majorEastAsia" w:hAnsiTheme="majorHAnsi"/>
+      <w:color w:themeColor="accent1" w:themeShade="BF" w:val="0F4761"/>
       <w:sz w:val="32"/>
       <w:szCs w:val="32"/>
     </w:rPr>
@@ -27234,8 +27120,8 @@
     <w:semiHidden/>
     <w:rsid w:val="00A10FD9"/>
     <w:rPr>
-      <w:rFonts w:ascii="黑体" w:hAnsi="黑体" w:cs="黑体" w:eastAsia="黑体"/>
-      <w:color w:val="000000"/>
+      <w:rFonts w:cstheme="majorBidi" w:eastAsiaTheme="majorEastAsia"/>
+      <w:color w:themeColor="accent1" w:themeShade="BF" w:val="0F4761"/>
       <w:sz w:val="28"/>
       <w:szCs w:val="28"/>
     </w:rPr>
@@ -27499,7 +27385,8 @@
     <w:pPr>
       <w:wordWrap w:val="on"/>
       <w:spacing w:before="120" w:after="120" w:line="280" w:lineRule="auto"/>
-      <w:ind w:left="220" w:right="220" w:firstLineChars="0"/>
+      <w:ind w:firstLineChars="0" w:left="220" w:right="220"/>
+      <w:jc w:val="left"/>
       <w:shd w:val="clear" w:fill="F7F7F7"/>
       <w:pBdr>
         <w:top w:val="single" w:sz="4" w:space="5" w:color="D9D9D9"/>
@@ -27507,7 +27394,6 @@
         <w:bottom w:val="single" w:sz="4" w:space="5" w:color="D9D9D9"/>
         <w:right w:val="single" w:sz="4" w:space="5" w:color="D9D9D9"/>
       </w:pBdr>
-      <w:jc w:val="left"/>
     </w:pPr>
   </w:style>
   <w:style w:type="character" w:customStyle="1" w:styleId="KeywordTok">

--- a/deliverables/研究报告_20261023/智能软件决策多元不确定性主动感知方法_研究报告_20261023.docx
+++ b/deliverables/研究报告_20261023/智能软件决策多元不确定性主动感知方法_研究报告_20261023.docx
@@ -2,7 +2,7 @@
 <file path=word/document.xml><?xml version="1.0" encoding="utf-8"?>
 <w:document xmlns:w="http://schemas.openxmlformats.org/wordprocessingml/2006/main" xmlns:m="http://schemas.openxmlformats.org/officeDocument/2006/math" xmlns:r="http://schemas.openxmlformats.org/officeDocument/2006/relationships" xmlns:o="urn:schemas-microsoft-com:office:office" xmlns:v="urn:schemas-microsoft-com:vml" xmlns:w10="urn:schemas-microsoft-com:office:word" xmlns:a="http://schemas.openxmlformats.org/drawingml/2006/main" xmlns:pic="http://schemas.openxmlformats.org/drawingml/2006/picture" xmlns:wp="http://schemas.openxmlformats.org/drawingml/2006/wordprocessingDrawing">
   <w:body>
-    <w:bookmarkStart w:id="36" w:name="智能软件决策多元不确定性主动感知方法研究报告"/>
+    <w:bookmarkStart w:id="48" w:name="智能软件决策多元不确定性主动感知方法研究报告"/>
     <w:p>
       <w:pPr>
         <w:pStyle w:val="Title"/>
@@ -190,7 +190,7 @@
         <w:rPr>
           <w:rFonts w:hint="eastAsia"/>
         </w:rPr>
-        <w:t xml:space="preserve">本项目围绕大模型代码生成中的需求理解、任务规划与信息获取，研究如何在决策过程中主动识别信息不足，并选择澄清、修复或检索等动作。报告基于三篇论文，分别介绍生成前需求不确定性预测与选择性澄清、计划质量感知与分阶段优化、黑盒置信信号向检索决策传播三种方法。需求端方法将离线多次生成的结构和功能波动转为监督标签，训练轻量文本分类器，在生成前选择值得澄清的需求；规划端方法以可见测试约束计划，并结合三维评分、计划修复和计划引导的案例检索改善代码实现；传播方法以结构化探测取得自报置信度，通过预先冻结的阈值控制外部证据获取。各方法均按研究动机、预先研究、研究方法和实验验证展开，区分信号有效性、干预收益与计算成本。已有实验支持需求澄清和计划优化在所测代码任务上的作用，以及置信信号在问答检索资源分配中的价值；三者在同一软件任务上的联合收益仍需专门验证。</w:t>
+        <w:t xml:space="preserve">本项目围绕大模型代码生成中的需求理解、任务规划与信息获取，研究如何在决策过程中主动识别信息不足，并选择澄清、修复或检索等动作。报告分别介绍生成前需求不确定性预测与选择性澄清、计划质量感知与分阶段优化、黑盒置信信号向检索决策传播三种方法。需求端方法将离线多次生成的结构和功能波动转为监督标签，训练轻量文本分类器，在生成前选择值得澄清的需求；规划端方法以可见测试约束计划，并结合三维评分、计划修复和计划引导的案例检索改善代码实现；传播方法以结构化探测取得自报置信度，通过预先冻结的阈值控制外部证据获取。各方法均按研究动机、预先研究、研究方法和实验验证展开，区分信号有效性、干预收益与计算成本。现有实验支持需求澄清和计划优化在所测代码任务上的作用，以及置信信号在问答检索资源分配中的价值；三者在同一软件任务上的联合收益仍需专门验证。</w:t>
       </w:r>
     </w:p>
     <w:p>
@@ -205,7 +205,7 @@
       </w:r>
     </w:p>
     <w:bookmarkEnd w:id="9"/>
-    <w:bookmarkStart w:id="14" w:name="研究目的与问题定位"/>
+    <w:bookmarkStart w:id="17" w:name="研究目的与问题定位"/>
     <w:p>
       <w:pPr>
         <w:pStyle w:val="Heading1"/>
@@ -225,7 +225,7 @@
         <w:t xml:space="preserve">研究目的与问题定位</w:t>
       </w:r>
     </w:p>
-    <w:bookmarkStart w:id="10" w:name="从多阶段代码生成到不确定性主动感知"/>
+    <w:bookmarkStart w:id="13" w:name="从多阶段代码生成到不确定性主动感知"/>
     <w:p>
       <w:pPr>
         <w:pStyle w:val="Heading2"/>
@@ -261,6 +261,73 @@
     </w:p>
     <w:p>
       <w:pPr>
+        <w:pStyle w:val="CaptionedFigure"/>
+      </w:pPr>
+      <w:r>
+        <w:drawing>
+          <wp:inline>
+            <wp:extent cx="5334000" cy="2580967"/>
+            <wp:effectExtent b="0" l="0" r="0" t="0"/>
+            <wp:docPr descr="图 1 MapCoder 多智能体代码生成与动态遍历流程（引自文献[1]）" title="" id="11" name="Picture"/>
+            <a:graphic>
+              <a:graphicData uri="http://schemas.openxmlformats.org/drawingml/2006/picture">
+                <pic:pic>
+                  <pic:nvPicPr>
+                    <pic:cNvPr descr="figures/mapcoder-overview.png" id="12" name="Picture"/>
+                    <pic:cNvPicPr>
+                      <a:picLocks noChangeArrowheads="1" noChangeAspect="1"/>
+                    </pic:cNvPicPr>
+                  </pic:nvPicPr>
+                  <pic:blipFill>
+                    <a:blip r:embed="rId10"/>
+                    <a:stretch>
+                      <a:fillRect/>
+                    </a:stretch>
+                  </pic:blipFill>
+                  <pic:spPr bwMode="auto">
+                    <a:xfrm>
+                      <a:off x="0" y="0"/>
+                      <a:ext cx="5334000" cy="2580967"/>
+                    </a:xfrm>
+                    <a:prstGeom prst="rect">
+                      <a:avLst/>
+                    </a:prstGeom>
+                    <a:noFill/>
+                    <a:ln w="9525">
+                      <a:noFill/>
+                      <a:headEnd/>
+                      <a:tailEnd/>
+                    </a:ln>
+                  </pic:spPr>
+                </pic:pic>
+              </a:graphicData>
+            </a:graphic>
+          </wp:inline>
+        </w:drawing>
+      </w:r>
+    </w:p>
+    <w:p>
+      <w:pPr>
+        <w:pStyle w:val="ImageCaption"/>
+      </w:pPr>
+      <w:r>
+        <w:rPr>
+          <w:rFonts w:hint="eastAsia"/>
+        </w:rPr>
+        <w:t xml:space="preserve">图</w:t>
+      </w:r>
+      <w:r>
+        <w:t xml:space="preserve"> 1 MapCoder </w:t>
+      </w:r>
+      <w:r>
+        <w:rPr>
+          <w:rFonts w:hint="eastAsia"/>
+        </w:rPr>
+        <w:t xml:space="preserve">多智能体代码生成与动态遍历流程（引自文献[1]）</w:t>
+      </w:r>
+    </w:p>
+    <w:p>
+      <w:pPr>
         <w:pStyle w:val="BodyText"/>
       </w:pPr>
       <w:r>
@@ -289,11 +356,11 @@
         <w:rPr>
           <w:rFonts w:hint="eastAsia"/>
         </w:rPr>
-        <w:t xml:space="preserve">三篇论文的实证载体并不完全相同。需求端和规划端研究直接采用代码任务；推理—检索传播研究采用知识问答，验证黑盒信号如何参与证据获取[2–4]。后者可以为软件文档和接口知识查询提供方法启发，但其问答效果不能直接视为代码正确率提升。</w:t>
-      </w:r>
-    </w:p>
-    <w:bookmarkEnd w:id="10"/>
-    <w:bookmarkStart w:id="11" w:name="三种方法及观察时点"/>
+        <w:t xml:space="preserve">本项目不同方法的实验对象并不完全相同。需求端和规划端实验直接采用代码任务；推理—检索传播实验采用知识问答，验证黑盒信号如何参与证据获取。后者可以为软件文档和接口知识查询提供方法启发，但其问答效果不能直接视为代码正确率提升。</w:t>
+      </w:r>
+    </w:p>
+    <w:bookmarkEnd w:id="13"/>
+    <w:bookmarkStart w:id="14" w:name="三种方法及观察时点"/>
     <w:p>
       <w:pPr>
         <w:pStyle w:val="Heading2"/>
@@ -908,8 +975,8 @@
         <w:t xml:space="preserve">，也没有共同的概率含义。需求分类分数预测的是由特定探测模型定义的高不确定性类别，计划评分描述方案质量，自报置信度描述模型表达出的确定程度。因此，本项目分别解释信号和校准阈值，不把它们直接平均成统一错误概率。</w:t>
       </w:r>
     </w:p>
-    <w:bookmarkEnd w:id="11"/>
-    <w:bookmarkStart w:id="12" w:name="研究问题与信息边界"/>
+    <w:bookmarkEnd w:id="14"/>
+    <w:bookmarkStart w:id="15" w:name="研究问题与信息边界"/>
     <w:p>
       <w:pPr>
         <w:pStyle w:val="Heading2"/>
@@ -959,11 +1026,11 @@
         <w:rPr>
           <w:rFonts w:hint="eastAsia"/>
         </w:rPr>
-        <w:t xml:space="preserve">应用中保留任务版本、观察时点、信号、阈值、所选动作、结果和成本即可支持过程复核。三项论文提供各自方法的实验依据，但没有共同证明一个已经完成联合验证的端到端系统；第五章据此限定可直接使用的部分和需要迁移评估的部分。</w:t>
-      </w:r>
-    </w:p>
-    <w:bookmarkEnd w:id="12"/>
-    <w:bookmarkStart w:id="13" w:name="相关研究与方法定位"/>
+        <w:t xml:space="preserve">应用中保留任务版本、观察时点、信号、阈值、所选动作、结果和成本即可支持过程复核。现有实验分别评价了各方法，尚未在同一批软件任务上完成联合验证；第五章据此限定可直接使用的部分和需要迁移评估的部分。</w:t>
+      </w:r>
+    </w:p>
+    <w:bookmarkEnd w:id="15"/>
+    <w:bookmarkStart w:id="16" w:name="相关研究与方法定位"/>
     <w:p>
       <w:pPr>
         <w:pStyle w:val="Heading2"/>
@@ -1005,7 +1072,7 @@
         <w:rPr>
           <w:rFonts w:hint="eastAsia"/>
         </w:rPr>
-        <w:t xml:space="preserve">将不充分的自然语言描述、代码以及澄清问答组织为研究任务，说明补充需求信息可以改善生成，并提出何时询问、询问什么的问题[5]。ClarifyGPT</w:t>
+        <w:t xml:space="preserve">将不充分的自然语言描述、代码以及澄清问答组织为研究任务，说明补充需求信息可以改善生成，并提出何时询问、询问什么的问题[2]。ClarifyGPT</w:t>
       </w:r>
       <w:r>
         <w:t xml:space="preserve"> </w:t>
@@ -1014,7 +1081,7 @@
         <w:rPr>
           <w:rFonts w:hint="eastAsia"/>
         </w:rPr>
-        <w:t xml:space="preserve">通过代码一致性分析识别潜在需求歧义，再生成针对性问题，利用回答细化需求[6]。这些工作为把用户信息获取纳入生成流程提供了基础，也表明澄清内容需要与实现有关。其识别和交互过程可能涉及代码生成或测试，生成前低成本预测因此具有独立研究价值。</w:t>
+        <w:t xml:space="preserve">通过代码一致性分析识别潜在需求歧义，再生成针对性问题，利用回答细化需求[3]。这些工作为把用户信息获取纳入生成流程提供了基础，也表明澄清内容需要与实现有关。其识别和交互过程可能涉及代码生成或测试，生成前低成本预测因此具有独立研究价值。</w:t>
       </w:r>
     </w:p>
     <w:p>
@@ -1036,7 +1103,7 @@
         <w:rPr>
           <w:rFonts w:hint="eastAsia"/>
         </w:rPr>
-        <w:t xml:space="preserve">需求含糊和模型生成不稳定并不完全等价。明确需求也可能因模型能力不足产生波动，模糊需求也可能被模型稳定地解释为同一种含义。需求论文通过多种受控扰动检查文本变化与下游表现的关系，并以结构差异和功能波动构造面向模型的监督信号[2]。本项目据此将“对人而言不充分”与“在给定模型下容易产生不稳定结果”分别解释，研究由离线生成行为学习在线文本预测的可行性。</w:t>
+        <w:t xml:space="preserve">需求含糊和模型生成不稳定并不完全等价。明确需求也可能因模型能力不足产生波动，模糊需求也可能被模型稳定地解释为同一种含义。本项目通过多种受控扰动检查文本变化与下游表现的关系，并以结构差异和功能波动构造面向模型的监督信号。据此将“对人而言不充分”与“在给定模型下容易产生不稳定结果”分别解释，研究由离线生成行为学习在线文本预测的可行性。</w:t>
       </w:r>
     </w:p>
     <w:p>
@@ -1058,7 +1125,7 @@
         <w:rPr>
           <w:rFonts w:hint="eastAsia"/>
         </w:rPr>
-        <w:t xml:space="preserve">自规划方法将求解过程分为规划和实现，使模型先组织步骤，再据此生成代码[7]。MapCoder</w:t>
+        <w:t xml:space="preserve">自规划方法将求解过程分为规划和实现，使模型先组织步骤，再据此生成代码[4]。MapCoder</w:t>
       </w:r>
       <w:r>
         <w:t xml:space="preserve"> </w:t>
@@ -1067,7 +1134,7 @@
         <w:rPr>
           <w:rFonts w:hint="eastAsia"/>
         </w:rPr>
-        <w:t xml:space="preserve">进一步把规划放入多智能体协作过程[1]。这些研究说明计划具有指导价值，但“有计划”并不能说明计划中哪些因素有效。计划论文比较不同提示和测试条件，并从可行性、相关性与清晰度评价计划[3]。本项目由此把计划视为可独立检查的中间对象，进一步研究失败后先修计划还是进入代码修复。</w:t>
+        <w:t xml:space="preserve">进一步把规划放入多智能体协作过程[1]。这些研究说明计划具有指导价值，但“有计划”并不能说明计划中哪些因素有效。本项目比较不同提示和测试条件，并从可行性、相关性与清晰度评价计划，把计划视为可独立检查的中间对象，进一步研究失败后先修计划还是进入代码修复。</w:t>
       </w:r>
     </w:p>
     <w:p>
@@ -1092,7 +1159,7 @@
         <w:rPr>
           <w:rFonts w:hint="eastAsia"/>
         </w:rPr>
-        <w:t xml:space="preserve">从多个层面度量代码相似性[8]，可为候选结构分散程度提供计算工具；执行测试则提供功能表现。两者结合能区分形式差异与行为波动，但仍不能把低差异解释为高正确性。需求论文使用二者形成综合分数，计划论文则用任务内测试通过率方差分析稳定性[2–3]。本项目同时保留平均质量和波动指标，以免将稳定失败误写为不确定性已经消除。</w:t>
+        <w:t xml:space="preserve">从多个层面度量代码相似性[5]，可为候选结构分散程度提供计算工具；执行测试则提供功能表现。两者结合能区分形式差异与行为波动，但仍不能把低差异解释为高正确性。本项目需求端使用二者形成综合分数，规划端用任务内测试通过率方差分析稳定性，同时保留平均质量和波动指标，以免将稳定失败误写为不确定性已经消除。</w:t>
       </w:r>
     </w:p>
     <w:p>
@@ -1123,7 +1190,7 @@
         <w:rPr>
           <w:rFonts w:hint="eastAsia"/>
         </w:rPr>
-        <w:t xml:space="preserve">将检索与多步推理交替组织，使后续检索利用已经形成的推理状态[9]。推理—检索论文关注另一种较简单的协同形式：黑盒模型先报告置信度，再由一个固定规则决定是否进行一次检索[4]。其研究重点是信号对资源分配是否有价值，不能将该流程描述为逐步传播完整推理链的多轮系统。</w:t>
+        <w:t xml:space="preserve">将检索与多步推理交替组织，使后续检索利用已经形成的推理状态[6]。本项目研究另一种较简单的协同形式：黑盒模型先报告置信度，再由一个固定规则决定是否进行一次检索。其研究重点是信号对资源分配是否有价值，不能将该流程描述为逐步传播完整推理链的多轮系统。</w:t>
       </w:r>
     </w:p>
     <w:p>
@@ -1148,9 +1215,9 @@
         <w:t xml:space="preserve">三种方法分别对应需求信息、中间计划和证据获取三个可干预位置。需求端强调将离线行为压缩为生成前可用的信号；规划端强调从可解释评分进入分阶段优化；传播方法强调让局部可观察信号影响下游行动。比较这些方法时，需要同时关注信息可见性、标签含义、任务分布和资源预算。已有工作提供不同层面的支持，本项目据此形成有明确输入、动作和评价对象的方法体系。</w:t>
       </w:r>
     </w:p>
-    <w:bookmarkEnd w:id="13"/>
-    <w:bookmarkEnd w:id="14"/>
-    <w:bookmarkStart w:id="19" w:name="生成前需求不确定性预测与选择性澄清"/>
+    <w:bookmarkEnd w:id="16"/>
+    <w:bookmarkEnd w:id="17"/>
+    <w:bookmarkStart w:id="25" w:name="生成前需求不确定性预测与选择性澄清"/>
     <w:p>
       <w:pPr>
         <w:pStyle w:val="Heading1"/>
@@ -1170,7 +1237,7 @@
         <w:t xml:space="preserve">生成前需求不确定性预测与选择性澄清</w:t>
       </w:r>
     </w:p>
-    <w:bookmarkStart w:id="15" w:name="研究动机"/>
+    <w:bookmarkStart w:id="18" w:name="研究动机"/>
     <w:p>
       <w:pPr>
         <w:pStyle w:val="Heading2"/>
@@ -1209,11 +1276,11 @@
         <w:rPr>
           <w:rFonts w:hint="eastAsia"/>
         </w:rPr>
-        <w:t xml:space="preserve">需求论文的目标是把“需要反复生成才能观察的波动”转化为“读取需求即可取得的预测”，并只对值得补充信息的需求进行澄清[2]。方法既要关注预测性能，也要检查所选择的澄清是否改善实际代码质量。由于监督来自某一探测模型，目标类别表示模型条件下的生成不确定性，而不是所有开发者都会一致认定的歧义标签。</w:t>
-      </w:r>
-    </w:p>
-    <w:bookmarkEnd w:id="15"/>
-    <w:bookmarkStart w:id="16" w:name="预先研究"/>
+        <w:t xml:space="preserve">本项目需求端研究把“需要反复生成才能观察的波动”转化为“读取需求即可取得的预测”，并只对值得补充信息的需求进行澄清。方法既要关注预测性能，也要检查所选择的澄清是否改善实际代码质量。由于监督来自某一探测模型，目标类别表示模型条件下的生成不确定性，而不是所有开发者都会一致认定的歧义标签。</w:t>
+      </w:r>
+    </w:p>
+    <w:bookmarkEnd w:id="18"/>
+    <w:bookmarkStart w:id="19" w:name="预先研究"/>
     <w:p>
       <w:pPr>
         <w:pStyle w:val="Heading2"/>
@@ -1241,7 +1308,7 @@
         <w:rPr>
           <w:rFonts w:hint="eastAsia"/>
         </w:rPr>
-        <w:t xml:space="preserve">预先研究在</w:t>
+        <w:t xml:space="preserve">本项目在</w:t>
       </w:r>
       <w:r>
         <w:t xml:space="preserve"> HumanEval-ET </w:t>
@@ -1268,7 +1335,7 @@
         <w:rPr>
           <w:rFonts w:hint="eastAsia"/>
         </w:rPr>
-        <w:t xml:space="preserve">生成五个候选，在固定测试条件下计算平均通过率和生成波动[2]。</w:t>
+        <w:t xml:space="preserve">生成五个候选，在固定测试条件下计算平均通过率和生成波动。</w:t>
       </w:r>
     </w:p>
     <w:p>
@@ -1919,7 +1986,7 @@
         <w:rPr>
           <w:rFonts w:hint="eastAsia"/>
         </w:rPr>
-        <w:t xml:space="preserve">预研究还比较探测模型的敏感性[2]：</w:t>
+        <w:t xml:space="preserve">本项目还比较探测模型的敏感性：</w:t>
       </w:r>
     </w:p>
     <w:tbl>
@@ -2419,7 +2486,7 @@
         <w:rPr>
           <w:rFonts w:hint="eastAsia"/>
         </w:rPr>
-        <w:t xml:space="preserve">较强模型可能在更多输入条件下保持稳定，掩盖用于区分需求的波动。论文因此选择</w:t>
+        <w:t xml:space="preserve">较强模型可能在更多输入条件下保持稳定，掩盖用于区分需求的波动。本项目因此选择</w:t>
       </w:r>
       <w:r>
         <w:t xml:space="preserve"> Qwen2.5-7B-Coder-Instruct </w:t>
@@ -2431,8 +2498,8 @@
         <w:t xml:space="preserve">作为离线探测模型。这是为获得有区分度监督信号作出的选择，不表示其代码生成质量高于较强模型。</w:t>
       </w:r>
     </w:p>
-    <w:bookmarkEnd w:id="16"/>
-    <w:bookmarkStart w:id="17" w:name="研究方法"/>
+    <w:bookmarkEnd w:id="19"/>
+    <w:bookmarkStart w:id="23" w:name="研究方法"/>
     <w:p>
       <w:pPr>
         <w:pStyle w:val="Heading2"/>
@@ -2454,7 +2521,74 @@
     </w:p>
     <w:p>
       <w:pPr>
-        <w:pStyle w:val="FirstParagraph"/>
+        <w:pStyle w:val="CaptionedFigure"/>
+      </w:pPr>
+      <w:r>
+        <w:drawing>
+          <wp:inline>
+            <wp:extent cx="5334000" cy="1971498"/>
+            <wp:effectExtent b="0" l="0" r="0" t="0"/>
+            <wp:docPr descr="图 2 需求端不确定性标注、生成前预测与选择性澄清流程" title="" id="21" name="Picture"/>
+            <a:graphic>
+              <a:graphicData uri="http://schemas.openxmlformats.org/drawingml/2006/picture">
+                <pic:pic>
+                  <pic:nvPicPr>
+                    <pic:cNvPr descr="figures/requirement-uncertainty-flow.png" id="22" name="Picture"/>
+                    <pic:cNvPicPr>
+                      <a:picLocks noChangeArrowheads="1" noChangeAspect="1"/>
+                    </pic:cNvPicPr>
+                  </pic:nvPicPr>
+                  <pic:blipFill>
+                    <a:blip r:embed="rId20"/>
+                    <a:stretch>
+                      <a:fillRect/>
+                    </a:stretch>
+                  </pic:blipFill>
+                  <pic:spPr bwMode="auto">
+                    <a:xfrm>
+                      <a:off x="0" y="0"/>
+                      <a:ext cx="5334000" cy="1971498"/>
+                    </a:xfrm>
+                    <a:prstGeom prst="rect">
+                      <a:avLst/>
+                    </a:prstGeom>
+                    <a:noFill/>
+                    <a:ln w="9525">
+                      <a:noFill/>
+                      <a:headEnd/>
+                      <a:tailEnd/>
+                    </a:ln>
+                  </pic:spPr>
+                </pic:pic>
+              </a:graphicData>
+            </a:graphic>
+          </wp:inline>
+        </w:drawing>
+      </w:r>
+    </w:p>
+    <w:p>
+      <w:pPr>
+        <w:pStyle w:val="ImageCaption"/>
+      </w:pPr>
+      <w:r>
+        <w:rPr>
+          <w:rFonts w:hint="eastAsia"/>
+        </w:rPr>
+        <w:t xml:space="preserve">图</w:t>
+      </w:r>
+      <w:r>
+        <w:t xml:space="preserve"> 2 </w:t>
+      </w:r>
+      <w:r>
+        <w:rPr>
+          <w:rFonts w:hint="eastAsia"/>
+        </w:rPr>
+        <w:t xml:space="preserve">需求端不确定性标注、生成前预测与选择性澄清流程</w:t>
+      </w:r>
+    </w:p>
+    <w:p>
+      <w:pPr>
+        <w:pStyle w:val="BodyText"/>
       </w:pPr>
       <w:r>
         <w:rPr>
@@ -2920,7 +3054,7 @@
         <w:rPr>
           <w:rFonts w:hint="eastAsia"/>
         </w:rPr>
-        <w:t xml:space="preserve">后验阈值与在线分类阈值是两个不同设置。论文根据高不确定性识别目标在验证集选择后者，而不假设模型输出已经校准、直接固定为</w:t>
+        <w:t xml:space="preserve">后验阈值与在线分类阈值是两个不同设置。本项目根据高不确定性识别目标在验证集选择后者，而不假设模型输出已经校准、直接固定为</w:t>
       </w:r>
       <w:r>
         <w:t xml:space="preserve"> </w:t>
@@ -2929,16 +3063,16 @@
         <w:rPr>
           <w:rFonts w:hint="eastAsia"/>
         </w:rPr>
-        <w:t xml:space="preserve">0.5。预测本身不调用代码生成模型；论文报告约</w:t>
-      </w:r>
-      <w:r>
-        <w:t xml:space="preserve"> 10 ms </w:t>
-      </w:r>
-      <w:r>
-        <w:rPr>
-          <w:rFonts w:hint="eastAsia"/>
-        </w:rPr>
-        <w:t xml:space="preserve">的单需求分类时间，零生成式</w:t>
+        <w:t xml:space="preserve">0.5。预测本身不调用代码生成模型；实验记录的单需求分类时间约为</w:t>
+      </w:r>
+      <w:r>
+        <w:t xml:space="preserve"> 10 </w:t>
+      </w:r>
+      <w:r>
+        <w:rPr>
+          <w:rFonts w:hint="eastAsia"/>
+        </w:rPr>
+        <w:t xml:space="preserve">ms，零生成式</w:t>
       </w:r>
       <w:r>
         <w:t xml:space="preserve"> API token </w:t>
@@ -2969,7 +3103,7 @@
         <w:rPr>
           <w:rFonts w:hint="eastAsia"/>
         </w:rPr>
-        <w:t xml:space="preserve">对预测为高不确定性的需求，由提问智能体关注边界情况、输入输出类型、异常处理、性能要求和缺失上下文。回答智能体模拟用户，根据原始需求提供最小且直接的回答；实验使用同一大模型承担相应角色。对话设定轮次上限，若已没有可操作的新信息则提前结束。论文没有将一个统一轮数作为所有场景的固定结论，应用时应按交互预算配置。</w:t>
+        <w:t xml:space="preserve">对预测为高不确定性的需求，由提问智能体关注边界情况、输入输出类型、异常处理、性能要求和缺失上下文。回答智能体模拟用户，根据原始需求提供最小且直接的回答；实验使用同一大模型承担相应角色。对话设定轮次上限，若已没有可操作的新信息则提前结束。应用时应按交互预算配置轮数。</w:t>
       </w:r>
     </w:p>
     <w:p>
@@ -2994,8 +3128,8 @@
         <w:t xml:space="preserve">最终输入保留原始需求主体，并追加编号后的已确认信息，而不直接用重写文本覆盖原需求。这样可以区分原有要求与后续补充，便于检查语义漂移。实际使用中，无法从原文确认的事实需要由真实用户或授权资料提供；实验模拟回答的条件不能当作已经验证的真实用户交互效果。</w:t>
       </w:r>
     </w:p>
-    <w:bookmarkEnd w:id="17"/>
-    <w:bookmarkStart w:id="18" w:name="实验验证"/>
+    <w:bookmarkEnd w:id="23"/>
+    <w:bookmarkStart w:id="24" w:name="实验验证"/>
     <w:p>
       <w:pPr>
         <w:pStyle w:val="Heading2"/>
@@ -3068,7 +3202,7 @@
         <w:rPr>
           <w:rFonts w:hint="eastAsia"/>
         </w:rPr>
-        <w:t xml:space="preserve">题筛选得到。论文按</w:t>
+        <w:t xml:space="preserve">题筛选得到。本项目按</w:t>
       </w:r>
       <w:r>
         <w:t xml:space="preserve"> 6:2:2 </w:t>
@@ -3113,7 +3247,7 @@
         <w:rPr>
           <w:rFonts w:hint="eastAsia"/>
         </w:rPr>
-        <w:t xml:space="preserve">三类生成流程[2]。不同研究问题采用不同评估子集，以下分别保留各表的统计口径。</w:t>
+        <w:t xml:space="preserve">三类生成流程。不同研究问题采用不同评估子集，以下分别保留各表的统计口径。</w:t>
       </w:r>
     </w:p>
     <w:p>
@@ -3135,16 +3269,7 @@
         <w:rPr>
           <w:rFonts w:hint="eastAsia"/>
         </w:rPr>
-        <w:t xml:space="preserve">论文表</w:t>
-      </w:r>
-      <w:r>
-        <w:t xml:space="preserve"> III </w:t>
-      </w:r>
-      <w:r>
-        <w:rPr>
-          <w:rFonts w:hint="eastAsia"/>
-        </w:rPr>
-        <w:t xml:space="preserve">报告的完整干预评估集为</w:t>
+        <w:t xml:space="preserve">完整干预评估集包含</w:t>
       </w:r>
       <w:r>
         <w:t xml:space="preserve"> HumanEval-ET 40 </w:t>
@@ -4269,7 +4394,7 @@
         <w:rPr>
           <w:rFonts w:hint="eastAsia"/>
         </w:rPr>
-        <w:t xml:space="preserve">67.3%，这些值为两种模型的平均结果[2]。因此，UQ</w:t>
+        <w:t xml:space="preserve">67.3%，这些值为两种模型的平均结果。因此，UQ</w:t>
       </w:r>
       <w:r>
         <w:t xml:space="preserve"> </w:t>
@@ -4300,16 +4425,7 @@
         <w:rPr>
           <w:rFonts w:hint="eastAsia"/>
         </w:rPr>
-        <w:t xml:space="preserve">论文表</w:t>
-      </w:r>
-      <w:r>
-        <w:t xml:space="preserve"> V </w:t>
-      </w:r>
-      <w:r>
-        <w:rPr>
-          <w:rFonts w:hint="eastAsia"/>
-        </w:rPr>
-        <w:t xml:space="preserve">的分类评估集与上述干预集不同，结果如下：</w:t>
+        <w:t xml:space="preserve">分类评估集与上述干预集不同，结果如下：</w:t>
       </w:r>
     </w:p>
     <w:tbl>
@@ -4919,7 +5035,7 @@
         <w:rPr>
           <w:rFonts w:hint="eastAsia"/>
         </w:rPr>
-        <w:t xml:space="preserve">高于论文所比较的提示式基线；HumanEval-ET</w:t>
+        <w:t xml:space="preserve">高于实验中比较的提示式基线；HumanEval-ET</w:t>
       </w:r>
       <w:r>
         <w:t xml:space="preserve"> </w:t>
@@ -4986,7 +5102,7 @@
         <w:rPr>
           <w:rFonts w:hint="eastAsia"/>
         </w:rPr>
-        <w:t xml:space="preserve">在</w:t>
+        <w:t xml:space="preserve">本项目在</w:t>
       </w:r>
       <w:r>
         <w:t xml:space="preserve"> PythonDevBench </w:t>
@@ -4995,7 +5111,7 @@
         <w:rPr>
           <w:rFonts w:hint="eastAsia"/>
         </w:rPr>
-        <w:t xml:space="preserve">的十个项目上，论文将需求处理接入项目生成流程，重复五次。全部测试通过的项目平均数量由</w:t>
+        <w:t xml:space="preserve">的十个项目上将需求处理接入项目生成流程，重复五次。全部测试通过的项目平均数量由</w:t>
       </w:r>
       <w:r>
         <w:t xml:space="preserve"> 3.00 </w:t>
@@ -5031,7 +5147,7 @@
         <w:rPr>
           <w:rFonts w:hint="eastAsia"/>
         </w:rPr>
-        <w:t xml:space="preserve">0.684[2]。前者单位是“十个项目中的平均项目数”，后者提高</w:t>
+        <w:t xml:space="preserve">0.684。前者单位是“十个项目中的平均项目数”，后者提高</w:t>
       </w:r>
       <w:r>
         <w:t xml:space="preserve"> 9.6 </w:t>
@@ -5043,9 +5159,9 @@
         <w:t xml:space="preserve">个百分点。结果支持小规模项目应用的潜力；模拟用户、有限项目规模及模型条件标签，仍限制其向真实复杂需求直接外推。</w:t>
       </w:r>
     </w:p>
-    <w:bookmarkEnd w:id="18"/>
-    <w:bookmarkEnd w:id="19"/>
-    <w:bookmarkStart w:id="24" w:name="计划质量感知与分阶段代码优化"/>
+    <w:bookmarkEnd w:id="24"/>
+    <w:bookmarkEnd w:id="25"/>
+    <w:bookmarkStart w:id="33" w:name="计划质量感知与分阶段代码优化"/>
     <w:p>
       <w:pPr>
         <w:pStyle w:val="Heading1"/>
@@ -5065,7 +5181,7 @@
         <w:t xml:space="preserve">计划质量感知与分阶段代码优化</w:t>
       </w:r>
     </w:p>
-    <w:bookmarkStart w:id="20" w:name="研究动机-1"/>
+    <w:bookmarkStart w:id="26" w:name="研究动机-1"/>
     <w:p>
       <w:pPr>
         <w:pStyle w:val="Heading2"/>
@@ -5104,11 +5220,11 @@
         <w:rPr>
           <w:rFonts w:hint="eastAsia"/>
         </w:rPr>
-        <w:t xml:space="preserve">计划论文据此研究三个问题：不同规划提示是否改善质量与稳定性，计划的哪些维度与后续实现有关，以及能否把这些认识组织成可执行的修复流程[3]。本项目将计划视为可检查、可修订和可用于检索的决策对象，通过可见测试和分阶段反馈逐步定位错误。</w:t>
-      </w:r>
-    </w:p>
-    <w:bookmarkEnd w:id="20"/>
-    <w:bookmarkStart w:id="21" w:name="预先研究-1"/>
+        <w:t xml:space="preserve">本项目规划端研究三个问题：不同规划提示是否改善质量与稳定性，计划的哪些维度与后续实现有关，以及能否把这些认识组织成可执行的修复流程。为此，将计划视为可检查、可修订和可用于检索的决策对象，通过可见测试和分阶段反馈逐步定位错误。</w:t>
+      </w:r>
+    </w:p>
+    <w:bookmarkEnd w:id="26"/>
+    <w:bookmarkStart w:id="27" w:name="预先研究-1"/>
     <w:p>
       <w:pPr>
         <w:pStyle w:val="Heading2"/>
@@ -5147,7 +5263,7 @@
         <w:rPr>
           <w:rFonts w:hint="eastAsia"/>
         </w:rPr>
-        <w:t xml:space="preserve">论文使用</w:t>
+        <w:t xml:space="preserve">本项目使用</w:t>
       </w:r>
       <w:r>
         <w:t xml:space="preserve"> </w:t>
@@ -5174,7 +5290,7 @@
         <w:rPr>
           <w:rFonts w:hint="eastAsia"/>
         </w:rPr>
-        <w:t xml:space="preserve">上比较五种设置，每任务每设置生成五次[3]。</w:t>
+        <w:t xml:space="preserve">上比较五种设置，每任务每设置生成五次。</w:t>
       </w:r>
     </w:p>
     <w:tbl>
@@ -6462,7 +6578,7 @@
         <w:rPr>
           <w:rFonts w:hint="eastAsia"/>
         </w:rPr>
-        <w:t xml:space="preserve">衡量一次生成完全通过测试的比例，平均测试通过率保留部分通过的信息，方差描述同任务候选之间的波动。结果支持简洁且利用可见测试的计划；额外加入更多规划说明并不保证进一步改善。表中方差按论文原值引用，原文未明确分母约定。</w:t>
+        <w:t xml:space="preserve">衡量一次生成完全通过测试的比例，平均测试通过率保留部分通过的信息，方差描述同任务候选之间的波动。结果支持简洁且利用可见测试的计划；额外加入更多规划说明并不保证进一步改善。表中方差按原实验汇总值保留，现有记录未明确分母约定。</w:t>
       </w:r>
     </w:p>
     <w:p>
@@ -6484,7 +6600,7 @@
         <w:rPr>
           <w:rFonts w:hint="eastAsia"/>
         </w:rPr>
-        <w:t xml:space="preserve">论文将计划质量分为可行性、需求相关性和清晰度。可行性检查算法能否落实约束并满足可见测试；相关性检查是否覆盖任务目标；清晰度检查步骤和操作是否明确。三个维度分别评分，而不只依赖一个总体印象。</w:t>
+        <w:t xml:space="preserve">本项目将计划质量分为可行性、需求相关性和清晰度。可行性检查算法能否落实约束并满足可见测试；相关性检查是否覆盖任务目标；清晰度检查步骤和操作是否明确。三个维度分别评分，而不只依赖一个总体印象。</w:t>
       </w:r>
     </w:p>
     <w:p>
@@ -6558,7 +6674,7 @@
         <w:rPr>
           <w:rFonts w:hint="eastAsia"/>
         </w:rPr>
-        <w:t xml:space="preserve">0.102／0.079[3]。可行性的关联更强，但三个分数都不是已校准的成功概率。</w:t>
+        <w:t xml:space="preserve">0.102／0.079。可行性的关联更强，但三个分数都不是已校准的成功概率。</w:t>
       </w:r>
     </w:p>
     <w:p>
@@ -6632,11 +6748,11 @@
         <w:rPr>
           <w:rFonts w:hint="eastAsia"/>
         </w:rPr>
-        <w:t xml:space="preserve">0.052、0.044、0.034[3]。这支持评分标准的可解释性；样本的条件筛选仍意味着不能把相关性直接外推到所有任务。</w:t>
-      </w:r>
-    </w:p>
-    <w:bookmarkEnd w:id="21"/>
-    <w:bookmarkStart w:id="22" w:name="研究方法-1"/>
+        <w:t xml:space="preserve">0.052、0.044、0.034。这支持评分标准的可解释性；样本的条件筛选仍意味着不能把相关性直接外推到所有任务。</w:t>
+      </w:r>
+    </w:p>
+    <w:bookmarkEnd w:id="27"/>
+    <w:bookmarkStart w:id="31" w:name="研究方法-1"/>
     <w:p>
       <w:pPr>
         <w:pStyle w:val="Heading2"/>
@@ -6658,7 +6774,74 @@
     </w:p>
     <w:p>
       <w:pPr>
-        <w:pStyle w:val="FirstParagraph"/>
+        <w:pStyle w:val="CaptionedFigure"/>
+      </w:pPr>
+      <w:r>
+        <w:drawing>
+          <wp:inline>
+            <wp:extent cx="5334000" cy="1799421"/>
+            <wp:effectExtent b="0" l="0" r="0" t="0"/>
+            <wp:docPr descr="图 3 规划端计划生成、计划修复与代码修复流程" title="" id="29" name="Picture"/>
+            <a:graphic>
+              <a:graphicData uri="http://schemas.openxmlformats.org/drawingml/2006/picture">
+                <pic:pic>
+                  <pic:nvPicPr>
+                    <pic:cNvPr descr="figures/plan-quality-flow.png" id="30" name="Picture"/>
+                    <pic:cNvPicPr>
+                      <a:picLocks noChangeArrowheads="1" noChangeAspect="1"/>
+                    </pic:cNvPicPr>
+                  </pic:nvPicPr>
+                  <pic:blipFill>
+                    <a:blip r:embed="rId28"/>
+                    <a:stretch>
+                      <a:fillRect/>
+                    </a:stretch>
+                  </pic:blipFill>
+                  <pic:spPr bwMode="auto">
+                    <a:xfrm>
+                      <a:off x="0" y="0"/>
+                      <a:ext cx="5334000" cy="1799421"/>
+                    </a:xfrm>
+                    <a:prstGeom prst="rect">
+                      <a:avLst/>
+                    </a:prstGeom>
+                    <a:noFill/>
+                    <a:ln w="9525">
+                      <a:noFill/>
+                      <a:headEnd/>
+                      <a:tailEnd/>
+                    </a:ln>
+                  </pic:spPr>
+                </pic:pic>
+              </a:graphicData>
+            </a:graphic>
+          </wp:inline>
+        </w:drawing>
+      </w:r>
+    </w:p>
+    <w:p>
+      <w:pPr>
+        <w:pStyle w:val="ImageCaption"/>
+      </w:pPr>
+      <w:r>
+        <w:rPr>
+          <w:rFonts w:hint="eastAsia"/>
+        </w:rPr>
+        <w:t xml:space="preserve">图</w:t>
+      </w:r>
+      <w:r>
+        <w:t xml:space="preserve"> 3 </w:t>
+      </w:r>
+      <w:r>
+        <w:rPr>
+          <w:rFonts w:hint="eastAsia"/>
+        </w:rPr>
+        <w:t xml:space="preserve">规划端计划生成、计划修复与代码修复流程</w:t>
+      </w:r>
+    </w:p>
+    <w:p>
+      <w:pPr>
+        <w:pStyle w:val="BodyText"/>
       </w:pPr>
       <w:r>
         <w:rPr>
@@ -6930,7 +7113,7 @@
         <w:rPr>
           <w:rFonts w:hint="eastAsia"/>
         </w:rPr>
-        <w:t xml:space="preserve">可行性使用可见测试，另外两维使用任务与计划。评分用于定位计划缺陷；控制流程是否继续由公开测试反馈和预算决定，不要求把未经验证的评分阈值当成唯一停止条件。论文允许最多五次计划修复，每次随后重新生成并测试代码[3]。</w:t>
+        <w:t xml:space="preserve">可行性使用可见测试，另外两维使用任务与计划。评分用于定位计划缺陷；控制流程是否继续由公开测试反馈和预算决定，不要求把未经验证的评分阈值当成唯一停止条件。本项目设置最多五次计划修复，每次随后重新生成并测试代码。</w:t>
       </w:r>
     </w:p>
     <w:p>
@@ -7017,7 +7200,7 @@
         <w:rPr>
           <w:rFonts w:hint="eastAsia"/>
         </w:rPr>
-        <w:t xml:space="preserve">生成[3]。论文报告的去重范围是这一具体重合检查，不能据此推断所有训练污染风险已被排除。</w:t>
+        <w:t xml:space="preserve">生成。去重范围仅覆盖这一具体重合检查，不能据此推断所有训练污染风险已被排除。</w:t>
       </w:r>
     </w:p>
     <w:p>
@@ -7042,8 +7225,8 @@
         <w:t xml:space="preserve">整个流程最多包含一次初始代码生成、五次计划修复后的重新生成和六次代码修复，即十二次代码版本生成机会。它不等于十二次大模型调用，因为计划生成、评价或修复也可能需要调用。任一阶段公开测试通过即停止；全部预算耗尽则返回最后版本。隐藏测试不参与阶段选择、修复或中间版本筛选。</w:t>
       </w:r>
     </w:p>
-    <w:bookmarkEnd w:id="22"/>
-    <w:bookmarkStart w:id="23" w:name="实验验证-1"/>
+    <w:bookmarkEnd w:id="31"/>
+    <w:bookmarkStart w:id="32" w:name="实验验证-1"/>
     <w:p>
       <w:pPr>
         <w:pStyle w:val="Heading2"/>
@@ -7082,7 +7265,7 @@
         <w:rPr>
           <w:rFonts w:hint="eastAsia"/>
         </w:rPr>
-        <w:t xml:space="preserve">论文在</w:t>
+        <w:t xml:space="preserve">本项目在</w:t>
       </w:r>
       <w:r>
         <w:t xml:space="preserve"> MBPP 500 </w:t>
@@ -7136,7 +7319,7 @@
         <w:rPr>
           <w:rFonts w:hint="eastAsia"/>
         </w:rPr>
-        <w:t xml:space="preserve">比较[3]。下表为</w:t>
+        <w:t xml:space="preserve">比较。下表为</w:t>
       </w:r>
       <w:r>
         <w:t xml:space="preserve"> </w:t>
@@ -7145,7 +7328,7 @@
         <w:rPr>
           <w:rFonts w:hint="eastAsia"/>
         </w:rPr>
-        <w:t xml:space="preserve">pass@1；模型名称沿用论文实验标识，平均列为四个数据集宏平均。</w:t>
+        <w:t xml:space="preserve">pass@1；模型名称沿用实验时的网关标识，平均列为四个数据集宏平均。</w:t>
       </w:r>
     </w:p>
     <w:tbl>
@@ -7170,12 +7353,12 @@
         </w:tblCellMar>
       </w:tblPr>
       <w:tblGrid>
-        <w:gridCol w:w="1393"/>
+        <w:gridCol w:w="1041"/>
+        <w:gridCol w:w="856"/>
         <w:gridCol w:w="1328"/>
         <w:gridCol w:w="1328"/>
-        <w:gridCol w:w="1328"/>
-        <w:gridCol w:w="1328"/>
-        <w:gridCol w:w="1328"/>
+        <w:gridCol w:w="1680"/>
+        <w:gridCol w:w="1800"/>
         <w:gridCol w:w="1327"/>
       </w:tblGrid>
       <w:tr>
@@ -7184,7 +7367,7 @@
         </w:trPr>
         <w:tc>
           <w:tcPr>
-            <w:tcW w:w="1393" w:type="dxa"/>
+            <w:tcW w:w="1041" w:type="dxa"/>
             <w:vAlign w:val="center"/>
             <w:shd w:val="clear" w:fill="EDEDED"/>
           </w:tcPr>
@@ -7208,6 +7391,30 @@
         </w:tc>
         <w:tc>
           <w:tcPr>
+            <w:tcW w:w="856" w:type="dxa"/>
+            <w:vAlign w:val="center"/>
+            <w:shd w:val="clear" w:fill="EDEDED"/>
+          </w:tcPr>
+          <w:p>
+            <w:pPr>
+              <w:pStyle w:val="Compact"/>
+              <w:spacing w:before="0" w:after="0" w:line="360" w:lineRule="auto"/>
+              <w:ind w:firstLineChars="0"/>
+              <w:jc w:val="center"/>
+            </w:pPr>
+            <w:r>
+              <w:rPr>
+                <w:rFonts w:hint="eastAsia" w:ascii="Times New Roman" w:hAnsi="Times New Roman" w:cs="Times New Roman" w:eastAsia="宋体"/>
+                <w:sz w:val="21"/>
+                <w:szCs w:val="21"/>
+                <w:b w:val="1"/>
+              </w:rPr>
+              <w:t xml:space="preserve">方法</w:t>
+            </w:r>
+          </w:p>
+        </w:tc>
+        <w:tc>
+          <w:tcPr>
             <w:tcW w:w="1328" w:type="dxa"/>
             <w:vAlign w:val="center"/>
             <w:shd w:val="clear" w:fill="EDEDED"/>
@@ -7221,12 +7428,12 @@
             </w:pPr>
             <w:r>
               <w:rPr>
-                <w:rFonts w:hint="eastAsia" w:ascii="Times New Roman" w:hAnsi="Times New Roman" w:cs="Times New Roman" w:eastAsia="宋体"/>
+                <w:rFonts w:ascii="Times New Roman" w:hAnsi="Times New Roman" w:cs="Times New Roman" w:eastAsia="宋体"/>
                 <w:sz w:val="21"/>
                 <w:szCs w:val="21"/>
                 <w:b w:val="1"/>
               </w:rPr>
-              <w:t xml:space="preserve">方法</w:t>
+              <w:t xml:space="preserve">MBPP</w:t>
             </w:r>
           </w:p>
         </w:tc>
@@ -7250,13 +7457,13 @@
                 <w:szCs w:val="21"/>
                 <w:b w:val="1"/>
               </w:rPr>
-              <w:t xml:space="preserve">MBPP</w:t>
-            </w:r>
-          </w:p>
-        </w:tc>
-        <w:tc>
-          <w:tcPr>
-            <w:tcW w:w="1328" w:type="dxa"/>
+              <w:t xml:space="preserve">APPS</w:t>
+            </w:r>
+          </w:p>
+        </w:tc>
+        <w:tc>
+          <w:tcPr>
+            <w:tcW w:w="1680" w:type="dxa"/>
             <w:vAlign w:val="center"/>
             <w:shd w:val="clear" w:fill="EDEDED"/>
           </w:tcPr>
@@ -7274,37 +7481,13 @@
                 <w:szCs w:val="21"/>
                 <w:b w:val="1"/>
               </w:rPr>
-              <w:t xml:space="preserve">APPS</w:t>
-            </w:r>
-          </w:p>
-        </w:tc>
-        <w:tc>
-          <w:tcPr>
-            <w:tcW w:w="1328" w:type="dxa"/>
-            <w:vAlign w:val="center"/>
-            <w:shd w:val="clear" w:fill="EDEDED"/>
-          </w:tcPr>
-          <w:p>
-            <w:pPr>
-              <w:pStyle w:val="Compact"/>
-              <w:spacing w:before="0" w:after="0" w:line="360" w:lineRule="auto"/>
-              <w:ind w:firstLineChars="0"/>
-              <w:jc w:val="center"/>
-            </w:pPr>
-            <w:r>
-              <w:rPr>
-                <w:rFonts w:ascii="Times New Roman" w:hAnsi="Times New Roman" w:cs="Times New Roman" w:eastAsia="宋体"/>
-                <w:sz w:val="21"/>
-                <w:szCs w:val="21"/>
-                <w:b w:val="1"/>
-              </w:rPr>
               <w:t xml:space="preserve">CodeContests</w:t>
             </w:r>
           </w:p>
         </w:tc>
         <w:tc>
           <w:tcPr>
-            <w:tcW w:w="1328" w:type="dxa"/>
+            <w:tcW w:w="1800" w:type="dxa"/>
             <w:vAlign w:val="center"/>
             <w:shd w:val="clear" w:fill="EDEDED"/>
           </w:tcPr>
@@ -7354,7 +7537,7 @@
       <w:tr>
         <w:tc>
           <w:tcPr>
-            <w:tcW w:w="1393" w:type="dxa"/>
+            <w:tcW w:w="1041" w:type="dxa"/>
             <w:vAlign w:val="center"/>
           </w:tcPr>
           <w:p>
@@ -7376,6 +7559,28 @@
         </w:tc>
         <w:tc>
           <w:tcPr>
+            <w:tcW w:w="856" w:type="dxa"/>
+            <w:vAlign w:val="center"/>
+          </w:tcPr>
+          <w:p>
+            <w:pPr>
+              <w:pStyle w:val="Compact"/>
+              <w:spacing w:before="0" w:after="0" w:line="360" w:lineRule="auto"/>
+              <w:ind w:firstLineChars="0"/>
+              <w:jc w:val="left"/>
+            </w:pPr>
+            <w:r>
+              <w:rPr>
+                <w:rFonts w:ascii="Times New Roman" w:hAnsi="Times New Roman" w:cs="Times New Roman" w:eastAsia="宋体"/>
+                <w:sz w:val="21"/>
+                <w:szCs w:val="21"/>
+              </w:rPr>
+              <w:t xml:space="preserve">MapCoder</w:t>
+            </w:r>
+          </w:p>
+        </w:tc>
+        <w:tc>
+          <w:tcPr>
             <w:tcW w:w="1328" w:type="dxa"/>
             <w:vAlign w:val="center"/>
           </w:tcPr>
@@ -7392,7 +7597,7 @@
                 <w:sz w:val="21"/>
                 <w:szCs w:val="21"/>
               </w:rPr>
-              <w:t xml:space="preserve">MapCoder</w:t>
+              <w:t xml:space="preserve">69.6%</w:t>
             </w:r>
           </w:p>
         </w:tc>
@@ -7414,35 +7619,13 @@
                 <w:sz w:val="21"/>
                 <w:szCs w:val="21"/>
               </w:rPr>
-              <w:t xml:space="preserve">69.6%</w:t>
-            </w:r>
-          </w:p>
-        </w:tc>
-        <w:tc>
-          <w:tcPr>
-            <w:tcW w:w="1328" w:type="dxa"/>
-            <w:vAlign w:val="center"/>
-          </w:tcPr>
-          <w:p>
-            <w:pPr>
-              <w:pStyle w:val="Compact"/>
-              <w:spacing w:before="0" w:after="0" w:line="360" w:lineRule="auto"/>
-              <w:ind w:firstLineChars="0"/>
-              <w:jc w:val="left"/>
-            </w:pPr>
-            <w:r>
-              <w:rPr>
-                <w:rFonts w:ascii="Times New Roman" w:hAnsi="Times New Roman" w:cs="Times New Roman" w:eastAsia="宋体"/>
-                <w:sz w:val="21"/>
-                <w:szCs w:val="21"/>
-              </w:rPr>
               <w:t xml:space="preserve">63.3%</w:t>
             </w:r>
           </w:p>
         </w:tc>
         <w:tc>
           <w:tcPr>
-            <w:tcW w:w="1328" w:type="dxa"/>
+            <w:tcW w:w="1680" w:type="dxa"/>
             <w:vAlign w:val="center"/>
           </w:tcPr>
           <w:p>
@@ -7464,7 +7647,7 @@
         </w:tc>
         <w:tc>
           <w:tcPr>
-            <w:tcW w:w="1328" w:type="dxa"/>
+            <w:tcW w:w="1800" w:type="dxa"/>
             <w:vAlign w:val="center"/>
           </w:tcPr>
           <w:p>
@@ -7510,7 +7693,7 @@
       <w:tr>
         <w:tc>
           <w:tcPr>
-            <w:tcW w:w="1393" w:type="dxa"/>
+            <w:tcW w:w="1041" w:type="dxa"/>
             <w:vAlign w:val="center"/>
           </w:tcPr>
           <w:p>
@@ -7532,6 +7715,28 @@
         </w:tc>
         <w:tc>
           <w:tcPr>
+            <w:tcW w:w="856" w:type="dxa"/>
+            <w:vAlign w:val="center"/>
+          </w:tcPr>
+          <w:p>
+            <w:pPr>
+              <w:pStyle w:val="Compact"/>
+              <w:spacing w:before="0" w:after="0" w:line="360" w:lineRule="auto"/>
+              <w:ind w:firstLineChars="0"/>
+              <w:jc w:val="left"/>
+            </w:pPr>
+            <w:r>
+              <w:rPr>
+                <w:rFonts w:ascii="Times New Roman" w:hAnsi="Times New Roman" w:cs="Times New Roman" w:eastAsia="宋体"/>
+                <w:sz w:val="21"/>
+                <w:szCs w:val="21"/>
+              </w:rPr>
+              <w:t xml:space="preserve">DebateCoder</w:t>
+            </w:r>
+          </w:p>
+        </w:tc>
+        <w:tc>
+          <w:tcPr>
             <w:tcW w:w="1328" w:type="dxa"/>
             <w:vAlign w:val="center"/>
           </w:tcPr>
@@ -7548,7 +7753,7 @@
                 <w:sz w:val="21"/>
                 <w:szCs w:val="21"/>
               </w:rPr>
-              <w:t xml:space="preserve">DebateCoder</w:t>
+              <w:t xml:space="preserve">66.8%</w:t>
             </w:r>
           </w:p>
         </w:tc>
@@ -7570,35 +7775,13 @@
                 <w:sz w:val="21"/>
                 <w:szCs w:val="21"/>
               </w:rPr>
-              <w:t xml:space="preserve">66.8%</w:t>
-            </w:r>
-          </w:p>
-        </w:tc>
-        <w:tc>
-          <w:tcPr>
-            <w:tcW w:w="1328" w:type="dxa"/>
-            <w:vAlign w:val="center"/>
-          </w:tcPr>
-          <w:p>
-            <w:pPr>
-              <w:pStyle w:val="Compact"/>
-              <w:spacing w:before="0" w:after="0" w:line="360" w:lineRule="auto"/>
-              <w:ind w:firstLineChars="0"/>
-              <w:jc w:val="left"/>
-            </w:pPr>
-            <w:r>
-              <w:rPr>
-                <w:rFonts w:ascii="Times New Roman" w:hAnsi="Times New Roman" w:cs="Times New Roman" w:eastAsia="宋体"/>
-                <w:sz w:val="21"/>
-                <w:szCs w:val="21"/>
-              </w:rPr>
               <w:t xml:space="preserve">64.7%</w:t>
             </w:r>
           </w:p>
         </w:tc>
         <w:tc>
           <w:tcPr>
-            <w:tcW w:w="1328" w:type="dxa"/>
+            <w:tcW w:w="1680" w:type="dxa"/>
             <w:vAlign w:val="center"/>
           </w:tcPr>
           <w:p>
@@ -7620,7 +7803,7 @@
         </w:tc>
         <w:tc>
           <w:tcPr>
-            <w:tcW w:w="1328" w:type="dxa"/>
+            <w:tcW w:w="1800" w:type="dxa"/>
             <w:vAlign w:val="center"/>
           </w:tcPr>
           <w:p>
@@ -7666,7 +7849,7 @@
       <w:tr>
         <w:tc>
           <w:tcPr>
-            <w:tcW w:w="1393" w:type="dxa"/>
+            <w:tcW w:w="1041" w:type="dxa"/>
             <w:vAlign w:val="center"/>
           </w:tcPr>
           <w:p>
@@ -7688,6 +7871,28 @@
         </w:tc>
         <w:tc>
           <w:tcPr>
+            <w:tcW w:w="856" w:type="dxa"/>
+            <w:vAlign w:val="center"/>
+          </w:tcPr>
+          <w:p>
+            <w:pPr>
+              <w:pStyle w:val="Compact"/>
+              <w:spacing w:before="0" w:after="0" w:line="360" w:lineRule="auto"/>
+              <w:ind w:firstLineChars="0"/>
+              <w:jc w:val="left"/>
+            </w:pPr>
+            <w:r>
+              <w:rPr>
+                <w:rFonts w:ascii="Times New Roman" w:hAnsi="Times New Roman" w:cs="Times New Roman" w:eastAsia="宋体"/>
+                <w:sz w:val="21"/>
+                <w:szCs w:val="21"/>
+              </w:rPr>
+              <w:t xml:space="preserve">LPW</w:t>
+            </w:r>
+          </w:p>
+        </w:tc>
+        <w:tc>
+          <w:tcPr>
             <w:tcW w:w="1328" w:type="dxa"/>
             <w:vAlign w:val="center"/>
           </w:tcPr>
@@ -7704,7 +7909,7 @@
                 <w:sz w:val="21"/>
                 <w:szCs w:val="21"/>
               </w:rPr>
-              <w:t xml:space="preserve">LPW</w:t>
+              <w:t xml:space="preserve">70.2%</w:t>
             </w:r>
           </w:p>
         </w:tc>
@@ -7726,35 +7931,13 @@
                 <w:sz w:val="21"/>
                 <w:szCs w:val="21"/>
               </w:rPr>
-              <w:t xml:space="preserve">70.2%</w:t>
-            </w:r>
-          </w:p>
-        </w:tc>
-        <w:tc>
-          <w:tcPr>
-            <w:tcW w:w="1328" w:type="dxa"/>
-            <w:vAlign w:val="center"/>
-          </w:tcPr>
-          <w:p>
-            <w:pPr>
-              <w:pStyle w:val="Compact"/>
-              <w:spacing w:before="0" w:after="0" w:line="360" w:lineRule="auto"/>
-              <w:ind w:firstLineChars="0"/>
-              <w:jc w:val="left"/>
-            </w:pPr>
-            <w:r>
-              <w:rPr>
-                <w:rFonts w:ascii="Times New Roman" w:hAnsi="Times New Roman" w:cs="Times New Roman" w:eastAsia="宋体"/>
-                <w:sz w:val="21"/>
-                <w:szCs w:val="21"/>
-              </w:rPr>
               <w:t xml:space="preserve">64.0%</w:t>
             </w:r>
           </w:p>
         </w:tc>
         <w:tc>
           <w:tcPr>
-            <w:tcW w:w="1328" w:type="dxa"/>
+            <w:tcW w:w="1680" w:type="dxa"/>
             <w:vAlign w:val="center"/>
           </w:tcPr>
           <w:p>
@@ -7776,7 +7959,7 @@
         </w:tc>
         <w:tc>
           <w:tcPr>
-            <w:tcW w:w="1328" w:type="dxa"/>
+            <w:tcW w:w="1800" w:type="dxa"/>
             <w:vAlign w:val="center"/>
           </w:tcPr>
           <w:p>
@@ -7822,7 +8005,7 @@
       <w:tr>
         <w:tc>
           <w:tcPr>
-            <w:tcW w:w="1393" w:type="dxa"/>
+            <w:tcW w:w="1041" w:type="dxa"/>
             <w:vAlign w:val="center"/>
           </w:tcPr>
           <w:p>
@@ -7844,6 +8027,28 @@
         </w:tc>
         <w:tc>
           <w:tcPr>
+            <w:tcW w:w="856" w:type="dxa"/>
+            <w:vAlign w:val="center"/>
+          </w:tcPr>
+          <w:p>
+            <w:pPr>
+              <w:pStyle w:val="Compact"/>
+              <w:spacing w:before="0" w:after="0" w:line="360" w:lineRule="auto"/>
+              <w:ind w:firstLineChars="0"/>
+              <w:jc w:val="left"/>
+            </w:pPr>
+            <w:r>
+              <w:rPr>
+                <w:rFonts w:hint="eastAsia" w:ascii="Times New Roman" w:hAnsi="Times New Roman" w:cs="Times New Roman" w:eastAsia="宋体"/>
+                <w:sz w:val="21"/>
+                <w:szCs w:val="21"/>
+              </w:rPr>
+              <w:t xml:space="preserve">本项目方法</w:t>
+            </w:r>
+          </w:p>
+        </w:tc>
+        <w:tc>
+          <w:tcPr>
             <w:tcW w:w="1328" w:type="dxa"/>
             <w:vAlign w:val="center"/>
           </w:tcPr>
@@ -7856,11 +8061,11 @@
             </w:pPr>
             <w:r>
               <w:rPr>
-                <w:rFonts w:hint="eastAsia" w:ascii="Times New Roman" w:hAnsi="Times New Roman" w:cs="Times New Roman" w:eastAsia="宋体"/>
-                <w:sz w:val="21"/>
-                <w:szCs w:val="21"/>
-              </w:rPr>
-              <w:t xml:space="preserve">本项目方法</w:t>
+                <w:rFonts w:ascii="Times New Roman" w:hAnsi="Times New Roman" w:cs="Times New Roman" w:eastAsia="宋体"/>
+                <w:sz w:val="21"/>
+                <w:szCs w:val="21"/>
+              </w:rPr>
+              <w:t xml:space="preserve">73.4%</w:t>
             </w:r>
           </w:p>
         </w:tc>
@@ -7882,35 +8087,13 @@
                 <w:sz w:val="21"/>
                 <w:szCs w:val="21"/>
               </w:rPr>
-              <w:t xml:space="preserve">73.4%</w:t>
-            </w:r>
-          </w:p>
-        </w:tc>
-        <w:tc>
-          <w:tcPr>
-            <w:tcW w:w="1328" w:type="dxa"/>
-            <w:vAlign w:val="center"/>
-          </w:tcPr>
-          <w:p>
-            <w:pPr>
-              <w:pStyle w:val="Compact"/>
-              <w:spacing w:before="0" w:after="0" w:line="360" w:lineRule="auto"/>
-              <w:ind w:firstLineChars="0"/>
-              <w:jc w:val="left"/>
-            </w:pPr>
-            <w:r>
-              <w:rPr>
-                <w:rFonts w:ascii="Times New Roman" w:hAnsi="Times New Roman" w:cs="Times New Roman" w:eastAsia="宋体"/>
-                <w:sz w:val="21"/>
-                <w:szCs w:val="21"/>
-              </w:rPr>
               <w:t xml:space="preserve">70.5%</w:t>
             </w:r>
           </w:p>
         </w:tc>
         <w:tc>
           <w:tcPr>
-            <w:tcW w:w="1328" w:type="dxa"/>
+            <w:tcW w:w="1680" w:type="dxa"/>
             <w:vAlign w:val="center"/>
           </w:tcPr>
           <w:p>
@@ -7932,7 +8115,7 @@
         </w:tc>
         <w:tc>
           <w:tcPr>
-            <w:tcW w:w="1328" w:type="dxa"/>
+            <w:tcW w:w="1800" w:type="dxa"/>
             <w:vAlign w:val="center"/>
           </w:tcPr>
           <w:p>
@@ -7978,7 +8161,7 @@
       <w:tr>
         <w:tc>
           <w:tcPr>
-            <w:tcW w:w="1393" w:type="dxa"/>
+            <w:tcW w:w="1041" w:type="dxa"/>
             <w:vAlign w:val="center"/>
           </w:tcPr>
           <w:p>
@@ -8000,6 +8183,28 @@
         </w:tc>
         <w:tc>
           <w:tcPr>
+            <w:tcW w:w="856" w:type="dxa"/>
+            <w:vAlign w:val="center"/>
+          </w:tcPr>
+          <w:p>
+            <w:pPr>
+              <w:pStyle w:val="Compact"/>
+              <w:spacing w:before="0" w:after="0" w:line="360" w:lineRule="auto"/>
+              <w:ind w:firstLineChars="0"/>
+              <w:jc w:val="left"/>
+            </w:pPr>
+            <w:r>
+              <w:rPr>
+                <w:rFonts w:ascii="Times New Roman" w:hAnsi="Times New Roman" w:cs="Times New Roman" w:eastAsia="宋体"/>
+                <w:sz w:val="21"/>
+                <w:szCs w:val="21"/>
+              </w:rPr>
+              <w:t xml:space="preserve">MapCoder</w:t>
+            </w:r>
+          </w:p>
+        </w:tc>
+        <w:tc>
+          <w:tcPr>
             <w:tcW w:w="1328" w:type="dxa"/>
             <w:vAlign w:val="center"/>
           </w:tcPr>
@@ -8016,7 +8221,7 @@
                 <w:sz w:val="21"/>
                 <w:szCs w:val="21"/>
               </w:rPr>
-              <w:t xml:space="preserve">MapCoder</w:t>
+              <w:t xml:space="preserve">74.0%</w:t>
             </w:r>
           </w:p>
         </w:tc>
@@ -8038,35 +8243,13 @@
                 <w:sz w:val="21"/>
                 <w:szCs w:val="21"/>
               </w:rPr>
-              <w:t xml:space="preserve">74.0%</w:t>
-            </w:r>
-          </w:p>
-        </w:tc>
-        <w:tc>
-          <w:tcPr>
-            <w:tcW w:w="1328" w:type="dxa"/>
-            <w:vAlign w:val="center"/>
-          </w:tcPr>
-          <w:p>
-            <w:pPr>
-              <w:pStyle w:val="Compact"/>
-              <w:spacing w:before="0" w:after="0" w:line="360" w:lineRule="auto"/>
-              <w:ind w:firstLineChars="0"/>
-              <w:jc w:val="left"/>
-            </w:pPr>
-            <w:r>
-              <w:rPr>
-                <w:rFonts w:ascii="Times New Roman" w:hAnsi="Times New Roman" w:cs="Times New Roman" w:eastAsia="宋体"/>
-                <w:sz w:val="21"/>
-                <w:szCs w:val="21"/>
-              </w:rPr>
               <w:t xml:space="preserve">62.6%</w:t>
             </w:r>
           </w:p>
         </w:tc>
         <w:tc>
           <w:tcPr>
-            <w:tcW w:w="1328" w:type="dxa"/>
+            <w:tcW w:w="1680" w:type="dxa"/>
             <w:vAlign w:val="center"/>
           </w:tcPr>
           <w:p>
@@ -8088,7 +8271,7 @@
         </w:tc>
         <w:tc>
           <w:tcPr>
-            <w:tcW w:w="1328" w:type="dxa"/>
+            <w:tcW w:w="1800" w:type="dxa"/>
             <w:vAlign w:val="center"/>
           </w:tcPr>
           <w:p>
@@ -8134,7 +8317,7 @@
       <w:tr>
         <w:tc>
           <w:tcPr>
-            <w:tcW w:w="1393" w:type="dxa"/>
+            <w:tcW w:w="1041" w:type="dxa"/>
             <w:vAlign w:val="center"/>
           </w:tcPr>
           <w:p>
@@ -8156,6 +8339,28 @@
         </w:tc>
         <w:tc>
           <w:tcPr>
+            <w:tcW w:w="856" w:type="dxa"/>
+            <w:vAlign w:val="center"/>
+          </w:tcPr>
+          <w:p>
+            <w:pPr>
+              <w:pStyle w:val="Compact"/>
+              <w:spacing w:before="0" w:after="0" w:line="360" w:lineRule="auto"/>
+              <w:ind w:firstLineChars="0"/>
+              <w:jc w:val="left"/>
+            </w:pPr>
+            <w:r>
+              <w:rPr>
+                <w:rFonts w:ascii="Times New Roman" w:hAnsi="Times New Roman" w:cs="Times New Roman" w:eastAsia="宋体"/>
+                <w:sz w:val="21"/>
+                <w:szCs w:val="21"/>
+              </w:rPr>
+              <w:t xml:space="preserve">DebateCoder</w:t>
+            </w:r>
+          </w:p>
+        </w:tc>
+        <w:tc>
+          <w:tcPr>
             <w:tcW w:w="1328" w:type="dxa"/>
             <w:vAlign w:val="center"/>
           </w:tcPr>
@@ -8172,7 +8377,7 @@
                 <w:sz w:val="21"/>
                 <w:szCs w:val="21"/>
               </w:rPr>
-              <w:t xml:space="preserve">DebateCoder</w:t>
+              <w:t xml:space="preserve">75.2%</w:t>
             </w:r>
           </w:p>
         </w:tc>
@@ -8194,35 +8399,13 @@
                 <w:sz w:val="21"/>
                 <w:szCs w:val="21"/>
               </w:rPr>
-              <w:t xml:space="preserve">75.2%</w:t>
-            </w:r>
-          </w:p>
-        </w:tc>
-        <w:tc>
-          <w:tcPr>
-            <w:tcW w:w="1328" w:type="dxa"/>
-            <w:vAlign w:val="center"/>
-          </w:tcPr>
-          <w:p>
-            <w:pPr>
-              <w:pStyle w:val="Compact"/>
-              <w:spacing w:before="0" w:after="0" w:line="360" w:lineRule="auto"/>
-              <w:ind w:firstLineChars="0"/>
-              <w:jc w:val="left"/>
-            </w:pPr>
-            <w:r>
-              <w:rPr>
-                <w:rFonts w:ascii="Times New Roman" w:hAnsi="Times New Roman" w:cs="Times New Roman" w:eastAsia="宋体"/>
-                <w:sz w:val="21"/>
-                <w:szCs w:val="21"/>
-              </w:rPr>
               <w:t xml:space="preserve">69.8%</w:t>
             </w:r>
           </w:p>
         </w:tc>
         <w:tc>
           <w:tcPr>
-            <w:tcW w:w="1328" w:type="dxa"/>
+            <w:tcW w:w="1680" w:type="dxa"/>
             <w:vAlign w:val="center"/>
           </w:tcPr>
           <w:p>
@@ -8244,7 +8427,7 @@
         </w:tc>
         <w:tc>
           <w:tcPr>
-            <w:tcW w:w="1328" w:type="dxa"/>
+            <w:tcW w:w="1800" w:type="dxa"/>
             <w:vAlign w:val="center"/>
           </w:tcPr>
           <w:p>
@@ -8290,7 +8473,7 @@
       <w:tr>
         <w:tc>
           <w:tcPr>
-            <w:tcW w:w="1393" w:type="dxa"/>
+            <w:tcW w:w="1041" w:type="dxa"/>
             <w:vAlign w:val="center"/>
           </w:tcPr>
           <w:p>
@@ -8312,6 +8495,28 @@
         </w:tc>
         <w:tc>
           <w:tcPr>
+            <w:tcW w:w="856" w:type="dxa"/>
+            <w:vAlign w:val="center"/>
+          </w:tcPr>
+          <w:p>
+            <w:pPr>
+              <w:pStyle w:val="Compact"/>
+              <w:spacing w:before="0" w:after="0" w:line="360" w:lineRule="auto"/>
+              <w:ind w:firstLineChars="0"/>
+              <w:jc w:val="left"/>
+            </w:pPr>
+            <w:r>
+              <w:rPr>
+                <w:rFonts w:ascii="Times New Roman" w:hAnsi="Times New Roman" w:cs="Times New Roman" w:eastAsia="宋体"/>
+                <w:sz w:val="21"/>
+                <w:szCs w:val="21"/>
+              </w:rPr>
+              <w:t xml:space="preserve">LPW</w:t>
+            </w:r>
+          </w:p>
+        </w:tc>
+        <w:tc>
+          <w:tcPr>
             <w:tcW w:w="1328" w:type="dxa"/>
             <w:vAlign w:val="center"/>
           </w:tcPr>
@@ -8328,7 +8533,7 @@
                 <w:sz w:val="21"/>
                 <w:szCs w:val="21"/>
               </w:rPr>
-              <w:t xml:space="preserve">LPW</w:t>
+              <w:t xml:space="preserve">73.2%</w:t>
             </w:r>
           </w:p>
         </w:tc>
@@ -8350,35 +8555,13 @@
                 <w:sz w:val="21"/>
                 <w:szCs w:val="21"/>
               </w:rPr>
-              <w:t xml:space="preserve">73.2%</w:t>
-            </w:r>
-          </w:p>
-        </w:tc>
-        <w:tc>
-          <w:tcPr>
-            <w:tcW w:w="1328" w:type="dxa"/>
-            <w:vAlign w:val="center"/>
-          </w:tcPr>
-          <w:p>
-            <w:pPr>
-              <w:pStyle w:val="Compact"/>
-              <w:spacing w:before="0" w:after="0" w:line="360" w:lineRule="auto"/>
-              <w:ind w:firstLineChars="0"/>
-              <w:jc w:val="left"/>
-            </w:pPr>
-            <w:r>
-              <w:rPr>
-                <w:rFonts w:ascii="Times New Roman" w:hAnsi="Times New Roman" w:cs="Times New Roman" w:eastAsia="宋体"/>
-                <w:sz w:val="21"/>
-                <w:szCs w:val="21"/>
-              </w:rPr>
               <w:t xml:space="preserve">77.7%</w:t>
             </w:r>
           </w:p>
         </w:tc>
         <w:tc>
           <w:tcPr>
-            <w:tcW w:w="1328" w:type="dxa"/>
+            <w:tcW w:w="1680" w:type="dxa"/>
             <w:vAlign w:val="center"/>
           </w:tcPr>
           <w:p>
@@ -8400,7 +8583,7 @@
         </w:tc>
         <w:tc>
           <w:tcPr>
-            <w:tcW w:w="1328" w:type="dxa"/>
+            <w:tcW w:w="1800" w:type="dxa"/>
             <w:vAlign w:val="center"/>
           </w:tcPr>
           <w:p>
@@ -8446,7 +8629,7 @@
       <w:tr>
         <w:tc>
           <w:tcPr>
-            <w:tcW w:w="1393" w:type="dxa"/>
+            <w:tcW w:w="1041" w:type="dxa"/>
             <w:vAlign w:val="center"/>
           </w:tcPr>
           <w:p>
@@ -8468,6 +8651,28 @@
         </w:tc>
         <w:tc>
           <w:tcPr>
+            <w:tcW w:w="856" w:type="dxa"/>
+            <w:vAlign w:val="center"/>
+          </w:tcPr>
+          <w:p>
+            <w:pPr>
+              <w:pStyle w:val="Compact"/>
+              <w:spacing w:before="0" w:after="0" w:line="360" w:lineRule="auto"/>
+              <w:ind w:firstLineChars="0"/>
+              <w:jc w:val="left"/>
+            </w:pPr>
+            <w:r>
+              <w:rPr>
+                <w:rFonts w:hint="eastAsia" w:ascii="Times New Roman" w:hAnsi="Times New Roman" w:cs="Times New Roman" w:eastAsia="宋体"/>
+                <w:sz w:val="21"/>
+                <w:szCs w:val="21"/>
+              </w:rPr>
+              <w:t xml:space="preserve">本项目方法</w:t>
+            </w:r>
+          </w:p>
+        </w:tc>
+        <w:tc>
+          <w:tcPr>
             <w:tcW w:w="1328" w:type="dxa"/>
             <w:vAlign w:val="center"/>
           </w:tcPr>
@@ -8480,11 +8685,11 @@
             </w:pPr>
             <w:r>
               <w:rPr>
-                <w:rFonts w:hint="eastAsia" w:ascii="Times New Roman" w:hAnsi="Times New Roman" w:cs="Times New Roman" w:eastAsia="宋体"/>
-                <w:sz w:val="21"/>
-                <w:szCs w:val="21"/>
-              </w:rPr>
-              <w:t xml:space="preserve">本项目方法</w:t>
+                <w:rFonts w:ascii="Times New Roman" w:hAnsi="Times New Roman" w:cs="Times New Roman" w:eastAsia="宋体"/>
+                <w:sz w:val="21"/>
+                <w:szCs w:val="21"/>
+              </w:rPr>
+              <w:t xml:space="preserve">75.4%</w:t>
             </w:r>
           </w:p>
         </w:tc>
@@ -8506,35 +8711,13 @@
                 <w:sz w:val="21"/>
                 <w:szCs w:val="21"/>
               </w:rPr>
-              <w:t xml:space="preserve">75.4%</w:t>
-            </w:r>
-          </w:p>
-        </w:tc>
-        <w:tc>
-          <w:tcPr>
-            <w:tcW w:w="1328" w:type="dxa"/>
-            <w:vAlign w:val="center"/>
-          </w:tcPr>
-          <w:p>
-            <w:pPr>
-              <w:pStyle w:val="Compact"/>
-              <w:spacing w:before="0" w:after="0" w:line="360" w:lineRule="auto"/>
-              <w:ind w:firstLineChars="0"/>
-              <w:jc w:val="left"/>
-            </w:pPr>
-            <w:r>
-              <w:rPr>
-                <w:rFonts w:ascii="Times New Roman" w:hAnsi="Times New Roman" w:cs="Times New Roman" w:eastAsia="宋体"/>
-                <w:sz w:val="21"/>
-                <w:szCs w:val="21"/>
-              </w:rPr>
               <w:t xml:space="preserve">86.3%</w:t>
             </w:r>
           </w:p>
         </w:tc>
         <w:tc>
           <w:tcPr>
-            <w:tcW w:w="1328" w:type="dxa"/>
+            <w:tcW w:w="1680" w:type="dxa"/>
             <w:vAlign w:val="center"/>
           </w:tcPr>
           <w:p>
@@ -8556,7 +8739,7 @@
         </w:tc>
         <w:tc>
           <w:tcPr>
-            <w:tcW w:w="1328" w:type="dxa"/>
+            <w:tcW w:w="1800" w:type="dxa"/>
             <w:vAlign w:val="center"/>
           </w:tcPr>
           <w:p>
@@ -8702,7 +8885,7 @@
         <w:rPr>
           <w:rFonts w:hint="eastAsia"/>
         </w:rPr>
-        <w:t xml:space="preserve">个百分点[3]。这项累积比较同时改变了可用预算，说明增加阶段后的整体收益，不能作为严格等计算条件下的单因素因果结论。</w:t>
+        <w:t xml:space="preserve">个百分点。这项累积比较同时改变了可用预算，说明增加阶段后的整体收益，不能作为严格等计算条件下的单因素因果结论。</w:t>
       </w:r>
     </w:p>
     <w:p>
@@ -8787,7 +8970,7 @@
         <w:rPr>
           <w:rFonts w:hint="eastAsia"/>
         </w:rPr>
-        <w:t xml:space="preserve">p=0.006[3]。该实验较直接地支持把最终计划作为检索表达。计划查询在部分数据集上的</w:t>
+        <w:t xml:space="preserve">p=0.006。该实验较直接地支持把最终计划作为检索表达。计划查询在部分数据集上的</w:t>
       </w:r>
       <w:r>
         <w:t xml:space="preserve"> token </w:t>
@@ -8818,7 +9001,7 @@
         <w:rPr>
           <w:rFonts w:hint="eastAsia"/>
         </w:rPr>
-        <w:t xml:space="preserve">论文分别统计</w:t>
+        <w:t xml:space="preserve">本项目分别统计</w:t>
       </w:r>
       <w:r>
         <w:t xml:space="preserve"> </w:t>
@@ -8890,12 +9073,12 @@
         <w:rPr>
           <w:rFonts w:hint="eastAsia"/>
         </w:rPr>
-        <w:t xml:space="preserve">下三个成本指标在四个基准上均为所比较方法中最低[3]。这些结果依赖具体模型、执行配置和任务分布。公开测试覆盖不足时，流程仍可能提前返回隐藏测试失败的代码；因此需要把“公开测试通过”作为停止条件，把隐藏测试正确性作为独立效果指标。</w:t>
-      </w:r>
-    </w:p>
-    <w:bookmarkEnd w:id="23"/>
-    <w:bookmarkEnd w:id="24"/>
-    <w:bookmarkStart w:id="29" w:name="黑盒置信信号驱动的推理检索传播"/>
+        <w:t xml:space="preserve">下三个成本指标在四个基准上均为所比较方法中最低。这些结果依赖具体模型、执行配置和任务分布。公开测试覆盖不足时，流程仍可能提前返回隐藏测试失败的代码；因此需要把“公开测试通过”作为停止条件，把隐藏测试正确性作为独立效果指标。</w:t>
+      </w:r>
+    </w:p>
+    <w:bookmarkEnd w:id="32"/>
+    <w:bookmarkEnd w:id="33"/>
+    <w:bookmarkStart w:id="41" w:name="黑盒置信信号驱动的推理检索传播"/>
     <w:p>
       <w:pPr>
         <w:pStyle w:val="Heading1"/>
@@ -8915,7 +9098,7 @@
         <w:t xml:space="preserve">黑盒置信信号驱动的推理—检索传播</w:t>
       </w:r>
     </w:p>
-    <w:bookmarkStart w:id="25" w:name="研究动机-2"/>
+    <w:bookmarkStart w:id="34" w:name="研究动机-2"/>
     <w:p>
       <w:pPr>
         <w:pStyle w:val="Heading2"/>
@@ -8954,7 +9137,7 @@
         <w:rPr>
           <w:rFonts w:hint="eastAsia"/>
         </w:rPr>
-        <w:t xml:space="preserve">推理—检索论文在知识问答中研究这一问题[4]。它不依赖模型内部</w:t>
+        <w:t xml:space="preserve">本项目在知识问答任务中研究这一问题。方法不依赖模型内部</w:t>
       </w:r>
       <w:r>
         <w:t xml:space="preserve"> logits </w:t>
@@ -8963,11 +9146,11 @@
         <w:rPr>
           <w:rFonts w:hint="eastAsia"/>
         </w:rPr>
-        <w:t xml:space="preserve">或隐藏状态，而是通过黑盒接口取得结构化的置信信号。研究重点是：自报置信度是否包含对检索收益有用的信息，以及把信号交给检索模块后，能否改善证据分配。对软件任务的启发在于模块间的决策信息传递，而不是直接证明该问答流程能够改善代码生成。</w:t>
-      </w:r>
-    </w:p>
-    <w:bookmarkEnd w:id="25"/>
-    <w:bookmarkStart w:id="26" w:name="预先研究-2"/>
+        <w:t xml:space="preserve">或隐藏状态，而是通过黑盒接口取得结构化的置信信号。研究重点是：自报置信度是否包含对检索收益有用的信息，以及把信号交给检索模块后，能否改善证据分配。对软件任务的启发在于模块间的决策信息传递，现有问答实验尚不能直接证明代码生成效果。</w:t>
+      </w:r>
+    </w:p>
+    <w:bookmarkEnd w:id="34"/>
+    <w:bookmarkStart w:id="35" w:name="预先研究-2"/>
     <w:p>
       <w:pPr>
         <w:pStyle w:val="Heading2"/>
@@ -8995,16 +9178,7 @@
         <w:rPr>
           <w:rFonts w:hint="eastAsia"/>
         </w:rPr>
-        <w:t xml:space="preserve">论文没有单独组织一套先导实验；本节将其</w:t>
-      </w:r>
-      <w:r>
-        <w:t xml:space="preserve"> RQ1 </w:t>
-      </w:r>
-      <w:r>
-        <w:rPr>
-          <w:rFonts w:hint="eastAsia"/>
-        </w:rPr>
-        <w:t xml:space="preserve">的信号诊断作为方法所依赖的前提分析。需要分别检查两种关系：置信度能否排序当前回答质量，以及不确定性是否与检索带来的增益有关。二者相关但不等价，因为一个模型没有把握的问题也可能无法通过当前检索库解决。</w:t>
+        <w:t xml:space="preserve">本项目先检查两种关系：置信度能否排序当前回答质量，以及不确定性是否与检索带来的增益有关。这一信号诊断为后续路由方法提供前提分析。二者相关但不等价，因为一个模型没有把握的问题也可能无法通过当前检索库解决。</w:t>
       </w:r>
     </w:p>
     <w:p>
@@ -9138,10 +9312,7 @@
         <w:rPr>
           <w:rFonts w:hint="eastAsia"/>
         </w:rPr>
-        <w:t xml:space="preserve">个具有有效置信度的样本上，论文报告</w:t>
-      </w:r>
-      <w:r>
-        <w:t xml:space="preserve"> </w:t>
+        <w:t xml:space="preserve">个具有有效置信度的样本上，</w:t>
       </w:r>
       <m:oMath>
         <m:sSub>
@@ -9245,7 +9416,7 @@
         <w:rPr>
           <w:rFonts w:hint="eastAsia"/>
         </w:rPr>
-        <w:t xml:space="preserve">0.354[4]。这表明信号具有一定排序能力，但区分能力并不强。</w:t>
+        <w:t xml:space="preserve">0.354。这表明信号具有一定排序能力，但区分能力并不强。</w:t>
       </w:r>
     </w:p>
     <w:p>
@@ -9292,11 +9463,11 @@
         <w:rPr>
           <w:rFonts w:hint="eastAsia"/>
         </w:rPr>
-        <w:t xml:space="preserve">0.487、0.528、0.426[4]。因此，自报置信度不能直接解释为正确概率。研究采用按模型在验证集选阈值的方式使用这一信号，而不是假定同一数值在所有模型上具有同样含义。</w:t>
-      </w:r>
-    </w:p>
-    <w:bookmarkEnd w:id="26"/>
-    <w:bookmarkStart w:id="27" w:name="研究方法-2"/>
+        <w:t xml:space="preserve">0.487、0.528、0.426。因此，自报置信度不能直接解释为正确概率。研究采用按模型在验证集选阈值的方式使用这一信号，而不是假定同一数值在所有模型上具有同样含义。</w:t>
+      </w:r>
+    </w:p>
+    <w:bookmarkEnd w:id="35"/>
+    <w:bookmarkStart w:id="39" w:name="研究方法-2"/>
     <w:p>
       <w:pPr>
         <w:pStyle w:val="Heading2"/>
@@ -9318,7 +9489,74 @@
     </w:p>
     <w:p>
       <w:pPr>
-        <w:pStyle w:val="FirstParagraph"/>
+        <w:pStyle w:val="CaptionedFigure"/>
+      </w:pPr>
+      <w:r>
+        <w:drawing>
+          <wp:inline>
+            <wp:extent cx="5334000" cy="1117068"/>
+            <wp:effectExtent b="0" l="0" r="0" t="0"/>
+            <wp:docPr descr="图 4 自报置信度驱动的检索决策流程" title="" id="37" name="Picture"/>
+            <a:graphic>
+              <a:graphicData uri="http://schemas.openxmlformats.org/drawingml/2006/picture">
+                <pic:pic>
+                  <pic:nvPicPr>
+                    <pic:cNvPr descr="figures/confidence-retrieval-flow.png" id="38" name="Picture"/>
+                    <pic:cNvPicPr>
+                      <a:picLocks noChangeArrowheads="1" noChangeAspect="1"/>
+                    </pic:cNvPicPr>
+                  </pic:nvPicPr>
+                  <pic:blipFill>
+                    <a:blip r:embed="rId36"/>
+                    <a:stretch>
+                      <a:fillRect/>
+                    </a:stretch>
+                  </pic:blipFill>
+                  <pic:spPr bwMode="auto">
+                    <a:xfrm>
+                      <a:off x="0" y="0"/>
+                      <a:ext cx="5334000" cy="1117068"/>
+                    </a:xfrm>
+                    <a:prstGeom prst="rect">
+                      <a:avLst/>
+                    </a:prstGeom>
+                    <a:noFill/>
+                    <a:ln w="9525">
+                      <a:noFill/>
+                      <a:headEnd/>
+                      <a:tailEnd/>
+                    </a:ln>
+                  </pic:spPr>
+                </pic:pic>
+              </a:graphicData>
+            </a:graphic>
+          </wp:inline>
+        </w:drawing>
+      </w:r>
+    </w:p>
+    <w:p>
+      <w:pPr>
+        <w:pStyle w:val="ImageCaption"/>
+      </w:pPr>
+      <w:r>
+        <w:rPr>
+          <w:rFonts w:hint="eastAsia"/>
+        </w:rPr>
+        <w:t xml:space="preserve">图</w:t>
+      </w:r>
+      <w:r>
+        <w:t xml:space="preserve"> 4 </w:t>
+      </w:r>
+      <w:r>
+        <w:rPr>
+          <w:rFonts w:hint="eastAsia"/>
+        </w:rPr>
+        <w:t xml:space="preserve">自报置信度驱动的检索决策流程</w:t>
+      </w:r>
+    </w:p>
+    <w:p>
+      <w:pPr>
+        <w:pStyle w:val="BodyText"/>
       </w:pPr>
       <w:r>
         <w:rPr>
@@ -9721,7 +9959,7 @@
         <w:rPr>
           <w:rFonts w:hint="eastAsia"/>
         </w:rPr>
-        <w:t xml:space="preserve">选择，并在正式测试前冻结。论文使用的网关模型标识及阈值为：OpenAI</w:t>
+        <w:t xml:space="preserve">选择，并在正式测试前冻结。实验使用的网关模型标识及阈值为：OpenAI</w:t>
       </w:r>
       <w:r>
         <w:t xml:space="preserve"> </w:t>
@@ -9802,7 +10040,7 @@
         <w:rPr>
           <w:rFonts w:hint="eastAsia"/>
         </w:rPr>
-        <w:t xml:space="preserve">0.9[4]。这些是论文实验网关标识，不据此推断底层模型版本。即使两个模型阈值相同，实际检索比例也可能不同。</w:t>
+        <w:t xml:space="preserve">0.9。这些是实验网关标识，不据此推断底层模型版本。即使两个模型阈值相同，实际检索比例也可能不同。</w:t>
       </w:r>
     </w:p>
     <w:p>
@@ -9923,11 +10161,11 @@
         <w:rPr>
           <w:rFonts w:hint="eastAsia"/>
         </w:rPr>
-        <w:t xml:space="preserve">。论文用置信度阈值近似这一选择，而没有证明自报置信度已经等于收益或成本的最优估计。所谓传播，具体表现为推理模块输出的一个可观测数值被检索模块消费，并改变其行动。</w:t>
-      </w:r>
-    </w:p>
-    <w:bookmarkEnd w:id="27"/>
-    <w:bookmarkStart w:id="28" w:name="实验验证-2"/>
+        <w:t xml:space="preserve">。本项目用置信度阈值近似这一选择，尚未证明自报置信度已经等于收益或成本的最优估计。所谓传播，具体表现为推理模块输出的一个可观测数值被检索模块消费，并改变其行动。</w:t>
+      </w:r>
+    </w:p>
+    <w:bookmarkEnd w:id="39"/>
+    <w:bookmarkStart w:id="40" w:name="实验验证-2"/>
     <w:p>
       <w:pPr>
         <w:pStyle w:val="Heading2"/>
@@ -10020,7 +10258,7 @@
         <w:rPr>
           <w:rFonts w:hint="eastAsia"/>
         </w:rPr>
-        <w:t xml:space="preserve">条主要策略记录[4]。不检索和始终检索通常各有一次回答调用，置信度路由具有探测调用，检索分支还增加一次回答调用。</w:t>
+        <w:t xml:space="preserve">条主要策略记录。不检索和始终检索通常各有一次回答调用，置信度路由具有探测调用，检索分支还增加一次回答调用。</w:t>
       </w:r>
     </w:p>
     <w:tbl>
@@ -10493,7 +10731,7 @@
         <w:rPr>
           <w:rFonts w:hint="eastAsia"/>
         </w:rPr>
-        <w:t xml:space="preserve">28.2%。因此，论文支持的是较有效的检索分配与质量改善，而不是端到端</w:t>
+        <w:t xml:space="preserve">28.2%。实验显示检索分配和回答质量有所改善，端到端</w:t>
       </w:r>
       <w:r>
         <w:t xml:space="preserve"> token </w:t>
@@ -10502,7 +10740,7 @@
         <w:rPr>
           <w:rFonts w:hint="eastAsia"/>
         </w:rPr>
-        <w:t xml:space="preserve">节省。原因之一是路由本身需要额外探测，减少检索次数不必然抵消探测开销。</w:t>
+        <w:t xml:space="preserve">用量则上升。原因之一是路由本身需要额外探测，减少检索次数不必然抵消探测开销。</w:t>
       </w:r>
     </w:p>
     <w:p>
@@ -10524,7 +10762,7 @@
         <w:rPr>
           <w:rFonts w:hint="eastAsia"/>
         </w:rPr>
-        <w:t xml:space="preserve">论文另构造事后随机分配对照：在每个数据集—模型单元内选择与置信度路由完全相同数量的问题进行检索，但按稳定哈希选择问题。该对照的平均</w:t>
+        <w:t xml:space="preserve">本项目另构造事后随机分配对照：在每个数据集—模型单元内选择与置信度路由完全相同数量的问题进行检索，但按稳定哈希选择问题。该对照的平均</w:t>
       </w:r>
       <w:r>
         <w:t xml:space="preserve"> F1 </w:t>
@@ -10551,7 +10789,7 @@
         <w:rPr>
           <w:rFonts w:hint="eastAsia"/>
         </w:rPr>
-        <w:t xml:space="preserve">0.483，且后者在十八个单元中的十七个较高[4]。这一结果支持信号具有“选择哪些问题”的价值。对照复用静态策略输出，没有独立执行相同的探测与回答调用链，所以并非严格等调用路径的随机路由实验。</w:t>
+        <w:t xml:space="preserve">0.483，且后者在十八个单元中的十七个较高。这一结果支持信号具有“选择哪些问题”的价值。对照复用静态策略输出，没有独立执行相同的探测与回答调用链，所以并非严格等调用路径的随机路由实验。</w:t>
       </w:r>
     </w:p>
     <w:p>
@@ -10600,7 +10838,7 @@
         <w:rPr>
           <w:rFonts w:hint="eastAsia"/>
         </w:rPr>
-        <w:t xml:space="preserve">项配对检验中，置信度路由与始终检索只有三个单元达到显著差异，其中两个支持置信度路由，一个支持始终检索[4]。平均增益不应扩展成所有数据集和模型均有显著优势。</w:t>
+        <w:t xml:space="preserve">项配对检验中，置信度路由与始终检索只有三个单元达到显著差异，其中两个支持置信度路由，一个支持始终检索。平均增益不应扩展成所有数据集和模型均有显著优势。</w:t>
       </w:r>
     </w:p>
     <w:p>
@@ -10643,12 +10881,12 @@
         <w:rPr>
           <w:rFonts w:hint="eastAsia"/>
         </w:rPr>
-        <w:t xml:space="preserve">条结构化解析失败保留在分母中，答案质量按零处理；只在成功记录上分析时，主要策略排序仍保持一致[4]。实验提供了黑盒信号参与检索决策的机制证据，但语料是固定基准上下文、路由是单次阈值，效果不能直接外推到动态软件文档、复杂工具链或真实生产调用成本。</w:t>
-      </w:r>
-    </w:p>
-    <w:bookmarkEnd w:id="28"/>
-    <w:bookmarkEnd w:id="29"/>
-    <w:bookmarkStart w:id="34" w:name="方法应用与组合方式"/>
+        <w:t xml:space="preserve">条结构化解析失败保留在分母中，答案质量按零处理；只在成功记录上分析时，主要策略排序仍保持一致。实验提供了黑盒信号参与检索决策的机制证据，但语料是固定基准上下文、路由是单次阈值，效果不能直接外推到动态软件文档、复杂工具链或真实生产调用成本。</w:t>
+      </w:r>
+    </w:p>
+    <w:bookmarkEnd w:id="40"/>
+    <w:bookmarkEnd w:id="41"/>
+    <w:bookmarkStart w:id="46" w:name="方法应用与组合方式"/>
     <w:p>
       <w:pPr>
         <w:pStyle w:val="Heading1"/>
@@ -10668,7 +10906,7 @@
         <w:t xml:space="preserve">方法应用与组合方式</w:t>
       </w:r>
     </w:p>
-    <w:bookmarkStart w:id="30" w:name="面向需求输入的应用"/>
+    <w:bookmarkStart w:id="42" w:name="面向需求输入的应用"/>
     <w:p>
       <w:pPr>
         <w:pStyle w:val="Heading2"/>
@@ -10696,7 +10934,7 @@
         <w:rPr>
           <w:rFonts w:hint="eastAsia"/>
         </w:rPr>
-        <w:t xml:space="preserve">需求预测适合放在代码生成入口：读取需求后输出高不确定性判断，将需要补充的任务转入澄清，再把原需求和确认信息一起交给生成器。分类器对后续生成流程的改动较小，论文已在直接生成和多智能体流程中验证这种接入方式，并给出小规模项目实验[2]。</w:t>
+        <w:t xml:space="preserve">需求预测适合放在代码生成入口：读取需求后输出高不确定性判断，将需要补充的任务转入澄清，再把原需求和确认信息一起交给生成器。分类器对后续生成流程的改动较小，本项目已在直接生成和多智能体流程中验证这种接入方式，并开展小规模项目实验。</w:t>
       </w:r>
     </w:p>
     <w:p>
@@ -10707,7 +10945,7 @@
         <w:rPr>
           <w:rFonts w:hint="eastAsia"/>
         </w:rPr>
-        <w:t xml:space="preserve">例如，需求要求“输出唯一记录”，但未说明是去重还是保留仅出现一次的记录。系统可先识别风险，再询问具体含义和重复判定字段；用户确认后，将回答作为附加约束保留。此例说明应用过程，不是论文测例。原文无法支持的条件应由用户或授权上下文提供，分类器低分也不能替代需求完整性检查。</w:t>
+        <w:t xml:space="preserve">例如，需求要求“输出唯一记录”，但未说明是去重还是保留仅出现一次的记录。系统可先识别风险，再询问具体含义和重复判定字段；用户确认后，将回答作为附加约束保留。此例用于说明应用过程，不计入前述实验样本。原文无法支持的条件应由用户或授权上下文提供，分类器低分也不能替代需求完整性检查。</w:t>
       </w:r>
     </w:p>
     <w:p>
@@ -10721,8 +10959,8 @@
         <w:t xml:space="preserve">迁移到新领域时，优先检查探测标签和目标生成器是否仍匹配，并按目标数据调整阈值。直接沿用原模型分数作为通用需求质量尺度，可能遗漏新接口、新领域术语或复杂多文件需求中的信息缺口。</w:t>
       </w:r>
     </w:p>
-    <w:bookmarkEnd w:id="30"/>
-    <w:bookmarkStart w:id="31" w:name="面向规划与测试反馈的应用"/>
+    <w:bookmarkEnd w:id="42"/>
+    <w:bookmarkStart w:id="43" w:name="面向规划与测试反馈的应用"/>
     <w:p>
       <w:pPr>
         <w:pStyle w:val="Heading2"/>
@@ -10750,7 +10988,7 @@
         <w:rPr>
           <w:rFonts w:hint="eastAsia"/>
         </w:rPr>
-        <w:t xml:space="preserve">对已有公开测试的任务，可先生成测试约束下的计划，在实现前检查算法、目标覆盖和清晰度，执行后按预算进行计划修复和代码修复。可行性较低时，评分理由能帮助定位边界与逻辑；公开测试失败时，分阶段流程进一步决定改变计划还是保留计划并修复实现[3]。</w:t>
+        <w:t xml:space="preserve">对已有公开测试的任务，可先生成测试约束下的计划，在实现前检查算法、目标覆盖和清晰度，执行后按预算进行计划修复和代码修复。可行性较低时，评分理由能帮助定位边界与逻辑；公开测试失败时，分阶段流程进一步决定改变计划还是保留计划并修复实现。</w:t>
       </w:r>
     </w:p>
     <w:p>
@@ -10775,8 +11013,8 @@
         <w:t xml:space="preserve">应用中要明确测试的可见性，保存计划、代码与失败反馈的对应版本，并分别统计公开测试停止率和最终隐藏测试正确率。这样可以解释一次修复到底改变了哪个决策对象，也能识别公开测试覆盖不足导致的提前停止。</w:t>
       </w:r>
     </w:p>
-    <w:bookmarkEnd w:id="31"/>
-    <w:bookmarkStart w:id="32" w:name="面向软件知识获取的应用"/>
+    <w:bookmarkEnd w:id="43"/>
+    <w:bookmarkStart w:id="44" w:name="面向软件知识获取的应用"/>
     <w:p>
       <w:pPr>
         <w:pStyle w:val="Heading2"/>
@@ -10815,7 +11053,7 @@
         <w:rPr>
           <w:rFonts w:hint="eastAsia"/>
         </w:rPr>
-        <w:t xml:space="preserve">例如，生成代码需要确认某库在特定版本下的异常类型，临时回答置信度低于目标模型阈值时，可查询该版本文档。返回证据再用于修订计划或实现。这个软件场景是对第四章机制的应用设计；已有论文验证的是问答任务，因此仍需以接口选择是否正确、代码测试结果和实际调用成本评价迁移效果。</w:t>
+        <w:t xml:space="preserve">例如，生成代码需要确认某库在特定版本下的异常类型，临时回答置信度低于目标模型阈值时，可查询该版本文档。返回证据再用于修订计划或实现。这个软件场景是对第四章机制的应用设计；现有实验对象是问答任务，因此仍需以接口选择是否正确、代码测试结果和实际调用成本评价迁移效果。</w:t>
       </w:r>
     </w:p>
     <w:p>
@@ -10838,8 +11076,8 @@
         <w:t xml:space="preserve">或延迟可能上升；若模型对大多数问题都给出极端置信值，同一阈值也可能几乎没有选择作用。应用时应保留不检索、始终检索及相同执行路径的随机路由对照，以判断新增信号是否有实际价值。</w:t>
       </w:r>
     </w:p>
-    <w:bookmarkEnd w:id="32"/>
-    <w:bookmarkStart w:id="33" w:name="三种方法的衔接与应用评价"/>
+    <w:bookmarkEnd w:id="44"/>
+    <w:bookmarkStart w:id="45" w:name="三种方法的衔接与应用评价"/>
     <w:p>
       <w:pPr>
         <w:pStyle w:val="Heading2"/>
@@ -11378,12 +11616,12 @@
         <w:rPr>
           <w:rFonts w:hint="eastAsia"/>
         </w:rPr>
-        <w:t xml:space="preserve">三篇论文为各环节提供了不同强度和范围的依据。本项目可以据此组织可解释的主动感知流程，但联合应用应以实际任务上的质量、稳定性与成本结果评价，保留每一步所使用的信息及动作理由。</w:t>
-      </w:r>
-    </w:p>
-    <w:bookmarkEnd w:id="33"/>
-    <w:bookmarkEnd w:id="34"/>
-    <w:bookmarkStart w:id="35" w:name="参考文献"/>
+        <w:t xml:space="preserve">现有实验为各环节提供了不同强度和范围的依据。本项目可以据此组织可解释的主动感知流程，但联合应用应以实际任务上的质量、稳定性与成本结果评价，保留每一步所使用的信息及动作理由。</w:t>
+      </w:r>
+    </w:p>
+    <w:bookmarkEnd w:id="45"/>
+    <w:bookmarkEnd w:id="46"/>
+    <w:bookmarkStart w:id="47" w:name="参考文献"/>
     <w:p>
       <w:pPr>
         <w:pStyle w:val="Heading1"/>
@@ -11409,13 +11647,7 @@
         <w:pStyle w:val="BodyText"/>
       </w:pPr>
       <w:r>
-        <w:t xml:space="preserve">[2] Anonymous. Towards Pre-generation Requirement Uncertainty Assessment for Code Generation. </w:t>
-      </w:r>
-      <w:r>
-        <w:rPr>
-          <w:rFonts w:hint="eastAsia"/>
-        </w:rPr>
-        <w:t xml:space="preserve">论文稿，本文依据所提供版本。</w:t>
+        <w:t xml:space="preserve">[2] Li H S, Mesgar M, Martins A, Gurevych I. Python Code Generation by Asking Clarification Questions. Proceedings of ACL, 2023: 14287–14306.</w:t>
       </w:r>
     </w:p>
     <w:p>
@@ -11423,13 +11655,7 @@
         <w:pStyle w:val="BodyText"/>
       </w:pPr>
       <w:r>
-        <w:t xml:space="preserve">[3] Anonymous. What Makes a Good Plan for Effective Code Generation? </w:t>
-      </w:r>
-      <w:r>
-        <w:rPr>
-          <w:rFonts w:hint="eastAsia"/>
-        </w:rPr>
-        <w:t xml:space="preserve">论文稿，本文依据所提供版本。</w:t>
+        <w:t xml:space="preserve">[3] Mu F, Shi L, Wang S, et al. ClarifyGPT: A Framework for Enhancing LLM-Based Code Generation via Requirements Clarification. Proceedings of the ACM on Software Engineering, 2024, 1(FSE): Article 103, 2332–2354.</w:t>
       </w:r>
     </w:p>
     <w:p>
@@ -11437,13 +11663,7 @@
         <w:pStyle w:val="BodyText"/>
       </w:pPr>
       <w:r>
-        <w:t xml:space="preserve">[4] Anonymous. Beyond Self-Knowledge: Propagating Uncertainty Across Reasoning and Retrieval in LLMs. </w:t>
-      </w:r>
-      <w:r>
-        <w:rPr>
-          <w:rFonts w:hint="eastAsia"/>
-        </w:rPr>
-        <w:t xml:space="preserve">论文稿，本文依据所提供版本。</w:t>
+        <w:t xml:space="preserve">[4] Jiang X, Dong Y, Wang L, et al. Self-Planning Code Generation with Large Language Models. ACM Transactions on Software Engineering and Methodology, 2024, 33(7): 1–30.</w:t>
       </w:r>
     </w:p>
     <w:p>
@@ -11451,7 +11671,7 @@
         <w:pStyle w:val="BodyText"/>
       </w:pPr>
       <w:r>
-        <w:t xml:space="preserve">[5] Li H S, Mesgar M, Martins A, Gurevych I. Python Code Generation by Asking Clarification Questions. Proceedings of ACL, 2023: 14287–14306.</w:t>
+        <w:t xml:space="preserve">[5] Ren S, Guo D, Lu S, et al. CodeBLEU: a Method for Automatic Evaluation of Code Synthesis. 2020, arXiv:2009.10297.</w:t>
       </w:r>
     </w:p>
     <w:p>
@@ -11459,37 +11679,13 @@
         <w:pStyle w:val="BodyText"/>
       </w:pPr>
       <w:r>
-        <w:t xml:space="preserve">[6] Mu F, Shi L, Wang S, et al. ClarifyGPT: A Framework for Enhancing LLM-Based Code Generation via Requirements Clarification. Proceedings of the ACM on Software Engineering, 2024, 1(FSE): Article 103, 2332–2354.</w:t>
-      </w:r>
-    </w:p>
-    <w:p>
-      <w:pPr>
-        <w:pStyle w:val="BodyText"/>
-      </w:pPr>
-      <w:r>
-        <w:t xml:space="preserve">[7] Jiang X, Dong Y, Wang L, et al. Self-Planning Code Generation with Large Language Models. ACM Transactions on Software Engineering and Methodology, 2024, 33(7): 1–30.</w:t>
-      </w:r>
-    </w:p>
-    <w:p>
-      <w:pPr>
-        <w:pStyle w:val="BodyText"/>
-      </w:pPr>
-      <w:r>
-        <w:t xml:space="preserve">[8] Ren S, Guo D, Lu S, et al. CodeBLEU: a Method for Automatic Evaluation of Code Synthesis. 2020, arXiv:2009.10297.</w:t>
-      </w:r>
-    </w:p>
-    <w:p>
-      <w:pPr>
-        <w:pStyle w:val="BodyText"/>
-      </w:pPr>
-      <w:r>
-        <w:t xml:space="preserve">[9] Trivedi H, Balasubramanian N, Khot T, Sabharwal A. Interleaving Retrieval with Chain-of-Thought Reasoning for Knowledge-Intensive Multi-Step Questions. Proceedings of ACL, 2023: 10014–10037.</w:t>
-      </w:r>
-    </w:p>
-    <w:bookmarkEnd w:id="35"/>
-    <w:bookmarkEnd w:id="36"/>
+        <w:t xml:space="preserve">[6] Trivedi H, Balasubramanian N, Khot T, Sabharwal A. Interleaving Retrieval with Chain-of-Thought Reasoning for Knowledge-Intensive Multi-Step Questions. Proceedings of ACL, 2023: 10014–10037.</w:t>
+      </w:r>
+    </w:p>
+    <w:bookmarkEnd w:id="47"/>
+    <w:bookmarkEnd w:id="48"/>
     <w:sectPr>
-      <w:footerReference w:type="default" r:id="rId9"/>
+      <w:footerReference w:type="default" r:id="rId37"/>
       <w:footnotePr>
         <w:numRestart w:val="eachSect"/>
       </w:footnotePr>
@@ -12357,6 +12553,17 @@
   <w:style w:customStyle="1" w:styleId="ImageCaption" w:type="paragraph">
     <w:name w:val="Image Caption"/>
     <w:basedOn w:val="Caption"/>
+    <w:pPr>
+      <w:spacing w:before="40" w:after="120" w:line="360" w:lineRule="auto"/>
+      <w:ind w:firstLineChars="0"/>
+      <w:jc w:val="center"/>
+    </w:pPr>
+    <w:rPr>
+      <w:rFonts w:ascii="Times New Roman" w:hAnsi="Times New Roman" w:cs="Times New Roman" w:eastAsia="宋体"/>
+      <w:sz w:val="21"/>
+      <w:szCs w:val="21"/>
+      <w:i w:val="0"/>
+    </w:rPr>
   </w:style>
   <w:style w:customStyle="1" w:styleId="Figure" w:type="paragraph">
     <w:name w:val="Figure"/>
@@ -12367,7 +12574,15 @@
     <w:basedOn w:val="Figure"/>
     <w:pPr>
       <w:keepNext/>
+      <w:spacing w:before="120" w:after="0" w:line="360" w:lineRule="auto"/>
+      <w:ind w:firstLineChars="0"/>
+      <w:jc w:val="center"/>
     </w:pPr>
+    <w:rPr>
+      <w:rFonts w:ascii="Times New Roman" w:hAnsi="Times New Roman" w:cs="Times New Roman" w:eastAsia="宋体"/>
+      <w:sz w:val="21"/>
+      <w:szCs w:val="21"/>
+    </w:rPr>
   </w:style>
   <w:style w:customStyle="1" w:styleId="BodyTextChar" w:type="character">
     <w:name w:val="Body Text Char"/>
